--- a/docs/クラウドプラットフォーム実習Ⅱレポート5_20122049_曽我幸太郎.docx
+++ b/docs/クラウドプラットフォーム実習Ⅱレポート5_20122049_曽我幸太郎.docx
@@ -3386,7 +3386,7 @@
         <w:rPr>
           <w:rFonts w:ascii="Meiryo UI" w:eastAsia="Meiryo UI" w:hAnsi="Meiryo UI" w:hint="eastAsia"/>
         </w:rPr>
-        <w:t xml:space="preserve">・コンテナは nginx・web・db の3つのみとする。構成要素を最小限に保つことは、障害点の削減と保守工数の低減に直結し、1名体制で運用する当社の実態に合致する。</w:t>
+        <w:t xml:space="preserve">・サーバーは1台とし、nginx・web・db の3コンテナを同一インスタンスで動かす。アプリケーションとデータベースをインスタンス単位で分ける構成も検討したが、後述する負荷の実測値に対して過剰であり、月額原価を約2.3倍にするだけであった。構成要素を最小限に保つことは、障害点の削減と保守工数の低減に直結し、1名体制で運用する当社の実態に合致する。</w:t>
       </w:r>
     </w:p>
     <w:p>
@@ -3401,7 +3401,7 @@
         <w:rPr>
           <w:rFonts w:ascii="Meiryo UI" w:eastAsia="Meiryo UI" w:hAnsi="Meiryo UI" w:hint="eastAsia"/>
         </w:rPr>
-        <w:t xml:space="preserve">・シフト最適化は web コンテナ内で同期実行する。求解時間の上限を10秒に設定し、上限に達した時点で「その時点での最良解」を返す。ジョブキューと非同期ワーカーを持たないことで、構成と障害モードを大幅に単純化している。職員60名・1か月分（約1,800変数）の規模であれば、CP-SATは数秒で実行可能解に到達する。</w:t>
+        <w:t xml:space="preserve">・シフト最適化は web コンテナ内で同期実行する。求解時間の上限を10秒に設定し、上限に達した時点で「その時点での最良解」を返す。ジョブキューと非同期ワーカーを持たないことで、構成と障害モードを大幅に単純化している。実測では職員20名・31日分で最適解に0.20秒で到達した。uvicorn のワーカーを2つ動かし、一方が求解している間も他方が画面を返せるようにしている。</w:t>
       </w:r>
     </w:p>
     <w:p>
@@ -3462,6 +3462,111 @@
           <w:rFonts w:ascii="Meiryo UI" w:eastAsia="Meiryo UI" w:hAnsi="Meiryo UI" w:hint="eastAsia"/>
         </w:rPr>
         <w:t xml:space="preserve">・GitHub Actions は当社の開発環境であり、顧客サービスの稼働経路には含まれない。このため GitHub が停止しても顧客のサービス提供は継続する。</w:t>
+      </w:r>
+    </w:p>
+    <w:p>
+      <w:pPr>
+        <w:spacing w:after="60" w:line="280" w:lineRule="auto"/>
+        <w:ind w:leftChars="0" w:left="200"/>
+        <w:rPr>
+          <w:rFonts w:ascii="Meiryo UI" w:eastAsia="Meiryo UI" w:hAnsi="Meiryo UI" w:hint="eastAsia"/>
+        </w:rPr>
+      </w:pPr>
+      <w:r>
+        <w:rPr>
+          <w:rFonts w:ascii="Meiryo UI" w:eastAsia="Meiryo UI" w:hAnsi="Meiryo UI" w:hint="eastAsia"/>
+        </w:rPr>
+        <w:t xml:space="preserve">・ロードバランサと待機系は置かない。可用性に費用をかけない判断の根拠は次項に示す。</w:t>
+      </w:r>
+    </w:p>
+    <w:p>
+      <w:pPr>
+        <w:spacing w:after="60" w:line="280" w:lineRule="auto"/>
+        <w:ind w:leftChars="0" w:left="200"/>
+        <w:rPr>
+          <w:rFonts w:ascii="Meiryo UI" w:eastAsia="Meiryo UI" w:hAnsi="Meiryo UI" w:hint="eastAsia"/>
+        </w:rPr>
+      </w:pPr>
+      <w:r>
+        <w:rPr>
+          <w:rFonts w:ascii="Meiryo UI" w:eastAsia="Meiryo UI" w:hAnsi="Meiryo UI" w:hint="eastAsia"/>
+        </w:rPr>
+        <w:t xml:space="preserve">可用性と業務継続の考え方</w:t>
+      </w:r>
+    </w:p>
+    <w:p>
+      <w:pPr>
+        <w:spacing w:after="60" w:line="280" w:lineRule="auto"/>
+        <w:ind w:leftChars="0" w:left="200"/>
+        <w:rPr>
+          <w:rFonts w:ascii="Meiryo UI" w:eastAsia="Meiryo UI" w:hAnsi="Meiryo UI" w:hint="eastAsia"/>
+        </w:rPr>
+      </w:pPr>
+      <w:r>
+        <w:rPr>
+          <w:rFonts w:ascii="Meiryo UI" w:eastAsia="Meiryo UI" w:hAnsi="Meiryo UI" w:hint="eastAsia"/>
+        </w:rPr>
+        <w:t xml:space="preserve">本ソリューションは月次のシフト作成を支援するものであり、停止が直ちに介護サービスの提供を止めるものではない。次の3点から、冗長化した構成を採らないと判断した。</w:t>
+      </w:r>
+    </w:p>
+    <w:p>
+      <w:pPr>
+        <w:spacing w:after="60" w:line="280" w:lineRule="auto"/>
+        <w:ind w:leftChars="0" w:left="200"/>
+        <w:rPr>
+          <w:rFonts w:ascii="Meiryo UI" w:eastAsia="Meiryo UI" w:hAnsi="Meiryo UI" w:hint="eastAsia"/>
+        </w:rPr>
+      </w:pPr>
+      <w:r>
+        <w:rPr>
+          <w:rFonts w:ascii="Meiryo UI" w:eastAsia="Meiryo UI" w:hAnsi="Meiryo UI" w:hint="eastAsia"/>
+        </w:rPr>
+        <w:t xml:space="preserve">・確定したシフトは Excel 出力および印刷により手元に残る。システムが停止していても、現場は当日の勤務を継続できる。これが本ソリューションと、停止が即座に業務停止となる基幹системとの決定的な違いである。</w:t>
+      </w:r>
+    </w:p>
+    <w:p>
+      <w:pPr>
+        <w:spacing w:after="60" w:line="280" w:lineRule="auto"/>
+        <w:ind w:leftChars="0" w:left="200"/>
+        <w:rPr>
+          <w:rFonts w:ascii="Meiryo UI" w:eastAsia="Meiryo UI" w:hAnsi="Meiryo UI" w:hint="eastAsia"/>
+        </w:rPr>
+      </w:pPr>
+      <w:r>
+        <w:rPr>
+          <w:rFonts w:ascii="Meiryo UI" w:eastAsia="Meiryo UI" w:hAnsi="Meiryo UI" w:hint="eastAsia"/>
+        </w:rPr>
+        <w:t xml:space="preserve">・利用が集中するのは月末から月初のシフト作成期であり、それ以外の期間は1事業所あたり1日数回の参照にとどまる。契約30事業所を想定した場合でも、画面のリクエストは平均 0.05 件／秒、繁忙期の想定でも 1.4 件／秒であり、単一インスタンスで十分に処理できる。</w:t>
+      </w:r>
+    </w:p>
+    <w:p>
+      <w:pPr>
+        <w:spacing w:after="60" w:line="280" w:lineRule="auto"/>
+        <w:ind w:leftChars="0" w:left="200"/>
+        <w:rPr>
+          <w:rFonts w:ascii="Meiryo UI" w:eastAsia="Meiryo UI" w:hAnsi="Meiryo UI" w:hint="eastAsia"/>
+        </w:rPr>
+      </w:pPr>
+      <w:r>
+        <w:rPr>
+          <w:rFonts w:ascii="Meiryo UI" w:eastAsia="Meiryo UI" w:hAnsi="Meiryo UI" w:hint="eastAsia"/>
+        </w:rPr>
+        <w:t xml:space="preserve">・サーバーの二重化と待機系の常時稼働は、月額原価をおよそ2倍にする。その費用を月額利用料に転嫁するより、月額を抑えることを顧客は選ぶと判断した。</w:t>
+      </w:r>
+    </w:p>
+    <w:p>
+      <w:pPr>
+        <w:spacing w:after="60" w:line="280" w:lineRule="auto"/>
+        <w:ind w:leftChars="0" w:left="200"/>
+        <w:rPr>
+          <w:rFonts w:ascii="Meiryo UI" w:eastAsia="Meiryo UI" w:hAnsi="Meiryo UI" w:hint="eastAsia"/>
+        </w:rPr>
+      </w:pPr>
+      <w:r>
+        <w:rPr>
+          <w:rFonts w:ascii="Meiryo UI" w:eastAsia="Meiryo UI" w:hAnsi="Meiryo UI" w:hint="eastAsia"/>
+        </w:rPr>
+        <w:t xml:space="preserve">このため単一インスタンスで運用し、日次バックアップと復旧手順の整備によって「失っても1日分、復旧は翌営業日中」という水準を担保する。24時間365日の有人対応や、稼働率を保証するSLAは提供しない。</w:t>
       </w:r>
     </w:p>
     <w:p>
@@ -6339,7 +6444,7 @@
         <w:rPr>
           <w:rFonts w:ascii="Meiryo UI" w:eastAsia="Meiryo UI" w:hAnsi="Meiryo UI" w:hint="eastAsia"/>
         </w:rPr>
-        <w:t xml:space="preserve">無料で提供されるサービスについては、利用規約上、商用利用および事業としての提供が許容されているかを確認したうえで採用している。月額概算は本番環境（50テナント収容）における共通基盤の総額であり、為替レートは1米ドル165円で換算している（換算根拠は「利用料」の項に記載）。</w:t>
+        <w:t xml:space="preserve">無料で提供されるサービスについては、利用規約上、商用利用および事業としての提供が許容されているかを確認したうえで採用している。月額概算は本番環境の共通基盤1台分の総額であり、為替レートは1米ドル165円で換算している（換算根拠は「利用料」の項に記載）。</w:t>
       </w:r>
     </w:p>
     <w:tbl>
@@ -6689,7 +6794,7 @@
                 <w:sz w:val="16"/>
                 <w:szCs w:val="16"/>
               </w:rPr>
-              <w:t xml:space="preserve">アプリケーションサーバー（2 OCPU／12GB）およびDBサーバー（2 OCPU／16GB）</w:t>
+              <w:t xml:space="preserve">アプリケーションとデータベースを1台に集約（2 OCPU／8GB）</w:t>
             </w:r>
           </w:p>
         </w:tc>
@@ -6737,7 +6842,7 @@
                 <w:sz w:val="16"/>
                 <w:szCs w:val="16"/>
               </w:rPr>
-              <w:t xml:space="preserve">9,877円</w:t>
+              <w:t xml:space="preserve">3,854円</w:t>
             </w:r>
           </w:p>
         </w:tc>
@@ -6859,7 +6964,7 @@
                 <w:sz w:val="16"/>
                 <w:szCs w:val="16"/>
               </w:rPr>
-              <w:t xml:space="preserve">データベースの永続ストレージ 100GB（Balanced）</w:t>
+              <w:t xml:space="preserve">ブートボリューム 50GB（Balanced）。データベースの永続化を含む</w:t>
             </w:r>
           </w:p>
         </w:tc>
@@ -6907,7 +7012,7 @@
                 <w:sz w:val="16"/>
                 <w:szCs w:val="16"/>
               </w:rPr>
-              <w:t xml:space="preserve">701円</w:t>
+              <w:t xml:space="preserve">351円</w:t>
             </w:r>
           </w:p>
         </w:tc>
@@ -7029,7 +7134,7 @@
                 <w:sz w:val="16"/>
                 <w:szCs w:val="16"/>
               </w:rPr>
-              <w:t xml:space="preserve">世代バックアップの保管 100GB</w:t>
+              <w:t xml:space="preserve">世代バックアップの保管 20GB</w:t>
             </w:r>
           </w:p>
         </w:tc>
@@ -7077,7 +7182,7 @@
                 <w:sz w:val="16"/>
                 <w:szCs w:val="16"/>
               </w:rPr>
-              <w:t xml:space="preserve">421円</w:t>
+              <w:t xml:space="preserve">84円</w:t>
             </w:r>
           </w:p>
         </w:tc>
@@ -7102,176 +7207,6 @@
                 <w:szCs w:val="16"/>
               </w:rPr>
               <w:t xml:space="preserve">有料契約のため商用利用可</w:t>
-            </w:r>
-          </w:p>
-        </w:tc>
-      </w:tr>
-      <w:tr>
-        <w:tc>
-          <w:tcPr>
-            <w:tcW w:w="640" w:type="dxa"/>
-            <w:vAlign w:val="center"/>
-          </w:tcPr>
-          <w:p>
-            <w:pPr>
-              <w:spacing w:after="0" w:line="240" w:lineRule="auto"/>
-              <w:rPr>
-                <w:rFonts w:ascii="Meiryo UI" w:eastAsia="Meiryo UI" w:hAnsi="Meiryo UI" w:hint="eastAsia"/>
-                <w:sz w:val="16"/>
-                <w:szCs w:val="16"/>
-              </w:rPr>
-            </w:pPr>
-            <w:r>
-              <w:rPr>
-                <w:rFonts w:ascii="Meiryo UI" w:eastAsia="Meiryo UI" w:hAnsi="Meiryo UI" w:hint="eastAsia"/>
-                <w:sz w:val="16"/>
-                <w:szCs w:val="16"/>
-              </w:rPr>
-              <w:t xml:space="preserve">4</w:t>
-            </w:r>
-          </w:p>
-        </w:tc>
-        <w:tc>
-          <w:tcPr>
-            <w:tcW w:w="1900" w:type="dxa"/>
-            <w:vAlign w:val="center"/>
-          </w:tcPr>
-          <w:p>
-            <w:pPr>
-              <w:spacing w:after="0" w:line="240" w:lineRule="auto"/>
-              <w:rPr>
-                <w:rFonts w:ascii="Meiryo UI" w:eastAsia="Meiryo UI" w:hAnsi="Meiryo UI" w:hint="eastAsia"/>
-                <w:sz w:val="16"/>
-                <w:szCs w:val="16"/>
-              </w:rPr>
-            </w:pPr>
-            <w:r>
-              <w:rPr>
-                <w:rFonts w:ascii="Meiryo UI" w:eastAsia="Meiryo UI" w:hAnsi="Meiryo UI" w:hint="eastAsia"/>
-                <w:sz w:val="16"/>
-                <w:szCs w:val="16"/>
-              </w:rPr>
-              <w:t xml:space="preserve">OCI Flexible Load Balancer</w:t>
-            </w:r>
-          </w:p>
-        </w:tc>
-        <w:tc>
-          <w:tcPr>
-            <w:tcW w:w="1100" w:type="dxa"/>
-            <w:vAlign w:val="center"/>
-          </w:tcPr>
-          <w:p>
-            <w:pPr>
-              <w:spacing w:after="0" w:line="240" w:lineRule="auto"/>
-              <w:rPr>
-                <w:rFonts w:ascii="Meiryo UI" w:eastAsia="Meiryo UI" w:hAnsi="Meiryo UI" w:hint="eastAsia"/>
-                <w:sz w:val="16"/>
-                <w:szCs w:val="16"/>
-              </w:rPr>
-            </w:pPr>
-            <w:r>
-              <w:rPr>
-                <w:rFonts w:ascii="Meiryo UI" w:eastAsia="Meiryo UI" w:hAnsi="Meiryo UI" w:hint="eastAsia"/>
-                <w:sz w:val="16"/>
-                <w:szCs w:val="16"/>
-              </w:rPr>
-              <w:t xml:space="preserve">Oracle</w:t>
-            </w:r>
-          </w:p>
-        </w:tc>
-        <w:tc>
-          <w:tcPr>
-            <w:tcW w:w="1960" w:type="dxa"/>
-            <w:vAlign w:val="center"/>
-          </w:tcPr>
-          <w:p>
-            <w:pPr>
-              <w:spacing w:after="0" w:line="240" w:lineRule="auto"/>
-              <w:rPr>
-                <w:rFonts w:ascii="Meiryo UI" w:eastAsia="Meiryo UI" w:hAnsi="Meiryo UI" w:hint="eastAsia"/>
-                <w:sz w:val="16"/>
-                <w:szCs w:val="16"/>
-              </w:rPr>
-            </w:pPr>
-            <w:r>
-              <w:rPr>
-                <w:rFonts w:ascii="Meiryo UI" w:eastAsia="Meiryo UI" w:hAnsi="Meiryo UI" w:hint="eastAsia"/>
-                <w:sz w:val="16"/>
-                <w:szCs w:val="16"/>
-              </w:rPr>
-              <w:t xml:space="preserve">TLS終端、負荷分散</w:t>
-            </w:r>
-          </w:p>
-        </w:tc>
-        <w:tc>
-          <w:tcPr>
-            <w:tcW w:w="1900" w:type="dxa"/>
-            <w:vAlign w:val="center"/>
-          </w:tcPr>
-          <w:p>
-            <w:pPr>
-              <w:spacing w:after="0" w:line="240" w:lineRule="auto"/>
-              <w:rPr>
-                <w:rFonts w:ascii="Meiryo UI" w:eastAsia="Meiryo UI" w:hAnsi="Meiryo UI" w:hint="eastAsia"/>
-                <w:sz w:val="16"/>
-                <w:szCs w:val="16"/>
-              </w:rPr>
-            </w:pPr>
-            <w:r>
-              <w:rPr>
-                <w:rFonts w:ascii="Meiryo UI" w:eastAsia="Meiryo UI" w:hAnsi="Meiryo UI" w:hint="eastAsia"/>
-                <w:sz w:val="16"/>
-                <w:szCs w:val="16"/>
-              </w:rPr>
-              <w:t xml:space="preserve">従量課金（有料アカウントは1台目・10Mbpsまで無償）</w:t>
-            </w:r>
-          </w:p>
-        </w:tc>
-        <w:tc>
-          <w:tcPr>
-            <w:tcW w:w="1000" w:type="dxa"/>
-            <w:vAlign w:val="center"/>
-          </w:tcPr>
-          <w:p>
-            <w:pPr>
-              <w:spacing w:after="0" w:line="240" w:lineRule="auto"/>
-              <w:rPr>
-                <w:rFonts w:ascii="Meiryo UI" w:eastAsia="Meiryo UI" w:hAnsi="Meiryo UI" w:hint="eastAsia"/>
-                <w:sz w:val="16"/>
-                <w:szCs w:val="16"/>
-              </w:rPr>
-            </w:pPr>
-            <w:r>
-              <w:rPr>
-                <w:rFonts w:ascii="Meiryo UI" w:eastAsia="Meiryo UI" w:hAnsi="Meiryo UI" w:hint="eastAsia"/>
-                <w:sz w:val="16"/>
-                <w:szCs w:val="16"/>
-              </w:rPr>
-              <w:t xml:space="preserve">0円</w:t>
-            </w:r>
-          </w:p>
-        </w:tc>
-        <w:tc>
-          <w:tcPr>
-            <w:tcW w:w="1966" w:type="dxa"/>
-            <w:vAlign w:val="center"/>
-          </w:tcPr>
-          <w:p>
-            <w:pPr>
-              <w:spacing w:after="0" w:line="240" w:lineRule="auto"/>
-              <w:rPr>
-                <w:rFonts w:ascii="Meiryo UI" w:eastAsia="Meiryo UI" w:hAnsi="Meiryo UI" w:hint="eastAsia"/>
-                <w:sz w:val="16"/>
-                <w:szCs w:val="16"/>
-              </w:rPr>
-            </w:pPr>
-            <w:r>
-              <w:rPr>
-                <w:rFonts w:ascii="Meiryo UI" w:eastAsia="Meiryo UI" w:hAnsi="Meiryo UI" w:hint="eastAsia"/>
-                <w:sz w:val="16"/>
-                <w:szCs w:val="16"/>
-              </w:rPr>
-              <w:t xml:space="preserve">10Mbps超過分は従量課金。50テナント規模では10Mbpsで充足</w:t>
             </w:r>
           </w:p>
         </w:tc>
@@ -10932,7 +10867,7 @@
         <w:rPr>
           <w:rFonts w:ascii="Meiryo UI" w:eastAsia="Meiryo UI" w:hAnsi="Meiryo UI" w:hint="eastAsia"/>
         </w:rPr>
-        <w:t xml:space="preserve">アプリケーション層とデータベース層を別インスタンスに分離しているため、テナント数の増加に対しては、まずアプリケーションサーバーのOCPUとメモリを増やし、次にインスタンスを追加してロードバランサ配下に並べることで対応する。Ampere A1 は Flex 形状であり、OCPUとメモリを個別に増減できるため、段階的な増強が容易である。なお最適化処理はCPUを集中的に使用するため、同時実行数をアプリケーション側で制限し、特定テナントの求解が他テナントの応答性を損なわないようにする。</w:t>
+        <w:t xml:space="preserve">開始時は1台構成とし、契約数の増加に応じて段階的に増強する。Ampere A1 は Flex 形状であり、OCPUとメモリを個別に増減できるため、必要な分だけを段階的に足せる。第1段階は 2 OCPU／8GB で30事業所までを収容する。第2段階はメモリを16GBへ増やし、あわせてデータベースを別インスタンスへ分離する。第3段階でロードバランサを導入し、その配下にアプリケーションサーバーを並べる。ロードバランサを初期構成に含めないのは、1台しかない段階では負荷分散の役割を果たさず、TLSの終端は nginx で足りるためである。構成要素を先回りして増やすことは、原価と障害点の両方を増やすだけである。なお最適化処理はCPUを集中的に使用するため、同時実行数をアプリケーション側で制限し、特定テナントの求解が他テナントの応答性を損なわないようにする。</w:t>
       </w:r>
     </w:p>
     <w:p>
@@ -11841,7 +11776,7 @@
                 <w:sz w:val="17"/>
                 <w:szCs w:val="17"/>
               </w:rPr>
-              <w:t xml:space="preserve">日本（大阪リージョン）／災害対策として東京リージョンへバックアップを複製</w:t>
+              <w:t xml:space="preserve">日本（大阪リージョン）。世代バックアップのみ東京リージョンへ複製する</w:t>
             </w:r>
           </w:p>
         </w:tc>
@@ -11867,7 +11802,7 @@
                 <w:sz w:val="17"/>
                 <w:szCs w:val="17"/>
               </w:rPr>
-              <w:t xml:space="preserve">VM1（アプリケーション）</w:t>
+              <w:t xml:space="preserve">サーバー</w:t>
             </w:r>
           </w:p>
         </w:tc>
@@ -11891,7 +11826,7 @@
                 <w:sz w:val="17"/>
                 <w:szCs w:val="17"/>
               </w:rPr>
-              <w:t xml:space="preserve">VM.Standard.A1.Flex　2 OCPU／12GB メモリ。Ubuntu Server 26.04 LTS。nginx と web の2コンテナを Docker Compose で稼働</w:t>
+              <w:t xml:space="preserve">VM.Standard.A1.Flex　2 OCPU／8GB メモリ（1台）。Ubuntu Server 26.04 LTS（aarch64）。求解に1コア、画面応答に1コアを充てる想定で2 OCPUとしている</w:t>
             </w:r>
           </w:p>
         </w:tc>
@@ -11917,7 +11852,7 @@
                 <w:sz w:val="17"/>
                 <w:szCs w:val="17"/>
               </w:rPr>
-              <w:t xml:space="preserve">VM2（データベース）</w:t>
+              <w:t xml:space="preserve">コンテナ構成</w:t>
             </w:r>
           </w:p>
         </w:tc>
@@ -11941,7 +11876,7 @@
                 <w:sz w:val="17"/>
                 <w:szCs w:val="17"/>
               </w:rPr>
-              <w:t xml:space="preserve">VM.Standard.A1.Flex　2 OCPU／16GB メモリ。Ubuntu Server 26.04 LTS。PostgreSQL 18</w:t>
+              <w:t xml:space="preserve">Docker Compose により nginx・web・db の3コンテナを同一インスタンスで稼働。開発・検証環境と同じ構成であり、検証した構成のまま本番へ移せる</w:t>
             </w:r>
           </w:p>
         </w:tc>
@@ -11967,7 +11902,7 @@
                 <w:sz w:val="17"/>
                 <w:szCs w:val="17"/>
               </w:rPr>
-              <w:t xml:space="preserve">ブロックストレージ</w:t>
+              <w:t xml:space="preserve">ブートボリューム</w:t>
             </w:r>
           </w:p>
         </w:tc>
@@ -11991,7 +11926,7 @@
                 <w:sz w:val="17"/>
                 <w:szCs w:val="17"/>
               </w:rPr>
-              <w:t xml:space="preserve">100GB（Balanced、10 VPU）。自動バックアップポリシーにより日次で取得</w:t>
+              <w:t xml:space="preserve">50GB（Balanced、10 VPU）。データベースの永続化を含む。自動バックアップポリシーにより日次で取得</w:t>
             </w:r>
           </w:p>
         </w:tc>
@@ -12041,7 +11976,7 @@
                 <w:sz w:val="17"/>
                 <w:szCs w:val="17"/>
               </w:rPr>
-              <w:t xml:space="preserve">100GB。世代バックアップの保管</w:t>
+              <w:t xml:space="preserve">20GB。世代バックアップの保管</w:t>
             </w:r>
           </w:p>
         </w:tc>
@@ -12067,7 +12002,7 @@
                 <w:sz w:val="17"/>
                 <w:szCs w:val="17"/>
               </w:rPr>
-              <w:t xml:space="preserve">ロードバランサ</w:t>
+              <w:t xml:space="preserve">TLS証明書</w:t>
             </w:r>
           </w:p>
         </w:tc>
@@ -12091,7 +12026,7 @@
                 <w:sz w:val="17"/>
                 <w:szCs w:val="17"/>
               </w:rPr>
-              <w:t xml:space="preserve">OCI Flexible Load Balancer（10Mbps）。TLS 1.3終端</w:t>
+              <w:t xml:space="preserve">nginx で TLS 1.3 を終端し、Let's Encrypt の証明書を Certbot で自動更新する。ロードバランサは導入しない（1台構成では負荷分散の役割を果たさないため）</w:t>
             </w:r>
           </w:p>
         </w:tc>
@@ -12141,7 +12076,7 @@
                 <w:sz w:val="17"/>
                 <w:szCs w:val="17"/>
               </w:rPr>
-              <w:t xml:space="preserve">Virtual Cloud Network。データベースはプライベートサブネットに配置し、インターネットから直接到達できない構成とする</w:t>
+              <w:t xml:space="preserve">Virtual Cloud Network。受信は 80／443 のみ開放する。データベースはコンテナ間ネットワークに閉じ、インスタンス外へ公開しない</w:t>
             </w:r>
           </w:p>
         </w:tc>
@@ -12191,7 +12126,7 @@
                 <w:sz w:val="17"/>
                 <w:szCs w:val="17"/>
               </w:rPr>
-              <w:t xml:space="preserve">1基盤あたり50テナント（50事業所）を収容。超過時はアプリケーションサーバーを増強または追加する</w:t>
+              <w:t xml:space="preserve">1台あたり30事業所を目安とする。求解によるCPU占有は30事業所でも月あたり0.06％、ストレージは監査ログを含めても年1GB未満であり、実際の制約は営業と導入作業の処理能力の側にある</w:t>
             </w:r>
           </w:p>
         </w:tc>
@@ -12241,7 +12176,7 @@
                 <w:sz w:val="17"/>
                 <w:szCs w:val="17"/>
               </w:rPr>
-              <w:t xml:space="preserve">99.5％以上（計画停止を除く月間稼働率）</w:t>
+              <w:t xml:space="preserve">月間稼働率99％を目安とする（SLAとしての保証および未達時の返金は行わない）。計画停止は事前に告知し、シフト作成が集中する月末月初を避ける</w:t>
             </w:r>
           </w:p>
         </w:tc>
@@ -12291,7 +12226,7 @@
                 <w:sz w:val="17"/>
                 <w:szCs w:val="17"/>
               </w:rPr>
-              <w:t xml:space="preserve">日次フルバックアップ。復旧目標はRPO 24時間、RTO 4時間</w:t>
+              <w:t xml:space="preserve">日次フルバックアップ。復旧目標は RPO 24時間、RTO 翌営業日中（目標8営業時間以内）。夜間・休日に障害が発生した場合の対応着手は翌営業日となるため、4時間以内の復旧は1名体制では約束できない</w:t>
             </w:r>
           </w:p>
         </w:tc>
@@ -12391,7 +12326,7 @@
                 <w:sz w:val="17"/>
                 <w:szCs w:val="17"/>
               </w:rPr>
-              <w:t xml:space="preserve">OCI Monitoring によるメトリクス収集と、OCI Alarms による閾値超過時の通知</w:t>
+              <w:t xml:space="preserve">OCI Monitoring によるメトリクス収集と、OCI Alarms による閾値超過時のメール通知。通知の確認と対応着手は営業時間内に行う</w:t>
             </w:r>
           </w:p>
         </w:tc>
@@ -12929,7 +12864,7 @@
                 <w:sz w:val="17"/>
                 <w:szCs w:val="17"/>
               </w:rPr>
-              <w:t xml:space="preserve">Intel Core i3 第10世代相当以上、またはApple M1以上</w:t>
+              <w:t xml:space="preserve">各OSの動作要件を満たすもの。サーバーサイドレンダリング方式のため要求は低い</w:t>
             </w:r>
           </w:p>
         </w:tc>
@@ -13003,7 +12938,7 @@
                 <w:sz w:val="17"/>
                 <w:szCs w:val="17"/>
               </w:rPr>
-              <w:t xml:space="preserve">4GB以上（8GB以上を推奨）</w:t>
+              <w:t xml:space="preserve">4GB以上</w:t>
             </w:r>
           </w:p>
         </w:tc>
@@ -13151,7 +13086,7 @@
                 <w:sz w:val="17"/>
                 <w:szCs w:val="17"/>
               </w:rPr>
-              <w:t xml:space="preserve">実効5Mbps以上の常時接続回線</w:t>
+              <w:t xml:space="preserve">実効1Mbps以上の接続回線。1画面あたりの転送量は概ね100KB以下である</w:t>
             </w:r>
           </w:p>
         </w:tc>
@@ -13719,7 +13654,7 @@
                 <w:sz w:val="17"/>
                 <w:szCs w:val="17"/>
               </w:rPr>
-              <w:t xml:space="preserve">OCI Monitoring によるCPU・メモリ・ディスク・インスタンス死活の常時監視。閾値超過時に自動通知</w:t>
+              <w:t xml:space="preserve">OCI Monitoring による CPU・メモリ・ディスク・インスタンス死活の監視。閾値を超えた場合にメールで通知する</w:t>
             </w:r>
           </w:p>
         </w:tc>
@@ -13743,7 +13678,7 @@
                 <w:sz w:val="17"/>
                 <w:szCs w:val="17"/>
               </w:rPr>
-              <w:t xml:space="preserve">24時間365日</w:t>
+              <w:t xml:space="preserve">監視の仕組みは常時稼働。通知の確認と対応着手は営業時間内</w:t>
             </w:r>
           </w:p>
         </w:tc>
@@ -13817,7 +13752,7 @@
                 <w:sz w:val="17"/>
                 <w:szCs w:val="17"/>
               </w:rPr>
-              <w:t xml:space="preserve">障害検知後の一次対応と復旧作業、および原因と再発防止策の報告</w:t>
+              <w:t xml:space="preserve">障害検知後の一次対応と復旧作業、および原因と再発防止策の報告。復旧までの間は、確定済みシフトの印刷または Excel 出力により現場の運用を継続できる</w:t>
             </w:r>
           </w:p>
         </w:tc>
@@ -14603,104 +14538,6 @@
                 <w:szCs w:val="17"/>
               </w:rPr>
               <w:t xml:space="preserve">料金（税別）</w:t>
-            </w:r>
-          </w:p>
-        </w:tc>
-      </w:tr>
-      <w:tr>
-        <w:tc>
-          <w:tcPr>
-            <w:tcW w:w="640" w:type="dxa"/>
-            <w:vAlign w:val="center"/>
-          </w:tcPr>
-          <w:p>
-            <w:pPr>
-              <w:spacing w:after="0" w:line="240" w:lineRule="auto"/>
-              <w:rPr>
-                <w:rFonts w:ascii="Meiryo UI" w:eastAsia="Meiryo UI" w:hAnsi="Meiryo UI" w:hint="eastAsia"/>
-                <w:sz w:val="17"/>
-                <w:szCs w:val="17"/>
-              </w:rPr>
-            </w:pPr>
-            <w:r>
-              <w:rPr>
-                <w:rFonts w:ascii="Meiryo UI" w:eastAsia="Meiryo UI" w:hAnsi="Meiryo UI" w:hint="eastAsia"/>
-                <w:sz w:val="17"/>
-                <w:szCs w:val="17"/>
-              </w:rPr>
-              <w:t xml:space="preserve">1</w:t>
-            </w:r>
-          </w:p>
-        </w:tc>
-        <w:tc>
-          <w:tcPr>
-            <w:tcW w:w="1900" w:type="dxa"/>
-            <w:vAlign w:val="center"/>
-          </w:tcPr>
-          <w:p>
-            <w:pPr>
-              <w:spacing w:after="0" w:line="240" w:lineRule="auto"/>
-              <w:rPr>
-                <w:rFonts w:ascii="Meiryo UI" w:eastAsia="Meiryo UI" w:hAnsi="Meiryo UI" w:hint="eastAsia"/>
-                <w:sz w:val="17"/>
-                <w:szCs w:val="17"/>
-              </w:rPr>
-            </w:pPr>
-            <w:r>
-              <w:rPr>
-                <w:rFonts w:ascii="Meiryo UI" w:eastAsia="Meiryo UI" w:hAnsi="Meiryo UI" w:hint="eastAsia"/>
-                <w:sz w:val="17"/>
-                <w:szCs w:val="17"/>
-              </w:rPr>
-              <w:t xml:space="preserve">24時間電話サポート</w:t>
-            </w:r>
-          </w:p>
-        </w:tc>
-        <w:tc>
-          <w:tcPr>
-            <w:tcW w:w="4910" w:type="dxa"/>
-            <w:vAlign w:val="center"/>
-          </w:tcPr>
-          <w:p>
-            <w:pPr>
-              <w:spacing w:after="0" w:line="240" w:lineRule="auto"/>
-              <w:rPr>
-                <w:rFonts w:ascii="Meiryo UI" w:eastAsia="Meiryo UI" w:hAnsi="Meiryo UI" w:hint="eastAsia"/>
-                <w:sz w:val="17"/>
-                <w:szCs w:val="17"/>
-              </w:rPr>
-            </w:pPr>
-            <w:r>
-              <w:rPr>
-                <w:rFonts w:ascii="Meiryo UI" w:eastAsia="Meiryo UI" w:hAnsi="Meiryo UI" w:hint="eastAsia"/>
-                <w:sz w:val="17"/>
-                <w:szCs w:val="17"/>
-              </w:rPr>
-              <w:t xml:space="preserve">夜間・休日を含む電話での障害受付と一次対応</w:t>
-            </w:r>
-          </w:p>
-        </w:tc>
-        <w:tc>
-          <w:tcPr>
-            <w:tcW w:w="3016" w:type="dxa"/>
-            <w:vAlign w:val="center"/>
-          </w:tcPr>
-          <w:p>
-            <w:pPr>
-              <w:spacing w:after="0" w:line="240" w:lineRule="auto"/>
-              <w:rPr>
-                <w:rFonts w:ascii="Meiryo UI" w:eastAsia="Meiryo UI" w:hAnsi="Meiryo UI" w:hint="eastAsia"/>
-                <w:sz w:val="17"/>
-                <w:szCs w:val="17"/>
-              </w:rPr>
-            </w:pPr>
-            <w:r>
-              <w:rPr>
-                <w:rFonts w:ascii="Meiryo UI" w:eastAsia="Meiryo UI" w:hAnsi="Meiryo UI" w:hint="eastAsia"/>
-                <w:sz w:val="17"/>
-                <w:szCs w:val="17"/>
-              </w:rPr>
-              <w:t xml:space="preserve">月額 8,800円／事業所</w:t>
             </w:r>
           </w:p>
         </w:tc>
@@ -17644,7 +17481,7 @@
           <w:b/>
           <w:bCs/>
         </w:rPr>
-        <w:t xml:space="preserve">表7　1事業所あたりの月次損益（原価の内訳）</w:t>
+        <w:t xml:space="preserve">表7　1事業所あたりの月次損益（10事業所と契約している場合）</w:t>
       </w:r>
     </w:p>
     <w:tbl>
@@ -17873,7 +17710,7 @@
                 <w:sz w:val="17"/>
                 <w:szCs w:val="17"/>
               </w:rPr>
-              <w:t xml:space="preserve">▲220円</w:t>
+              <w:t xml:space="preserve">▲429円</w:t>
             </w:r>
           </w:p>
         </w:tc>
@@ -17897,7 +17734,7 @@
                 <w:sz w:val="17"/>
                 <w:szCs w:val="17"/>
               </w:rPr>
-              <w:t xml:space="preserve">共通基盤の月額原価10,999円÷50テナント</w:t>
+              <w:t xml:space="preserve">共通基盤の月額原価4,289円÷10事業所</w:t>
             </w:r>
           </w:p>
         </w:tc>
@@ -18095,7 +17932,7 @@
                 <w:sz w:val="17"/>
                 <w:szCs w:val="17"/>
               </w:rPr>
-              <w:t xml:space="preserve">4,220円</w:t>
+              <w:t xml:space="preserve">4,429円</w:t>
             </w:r>
           </w:p>
         </w:tc>
@@ -18169,7 +18006,7 @@
                 <w:sz w:val="17"/>
                 <w:szCs w:val="17"/>
               </w:rPr>
-              <w:t xml:space="preserve">12,280円</w:t>
+              <w:t xml:space="preserve">12,071円</w:t>
             </w:r>
           </w:p>
         </w:tc>
@@ -18193,7 +18030,7 @@
                 <w:sz w:val="17"/>
                 <w:szCs w:val="17"/>
               </w:rPr>
-              <w:t xml:space="preserve">粗利率 74.4％</w:t>
+              <w:t xml:space="preserve">粗利率 73.2％</w:t>
             </w:r>
           </w:p>
         </w:tc>
@@ -18230,7 +18067,7 @@
           <w:b/>
           <w:bCs/>
         </w:rPr>
-        <w:t xml:space="preserve">表8　共通基盤の月額インフラ原価（50テナント収容時）</w:t>
+        <w:t xml:space="preserve">表8　共通基盤の月額インフラ原価（1台あたり）</w:t>
       </w:r>
     </w:p>
     <w:tbl>
@@ -18392,7 +18229,7 @@
                 <w:sz w:val="17"/>
                 <w:szCs w:val="17"/>
               </w:rPr>
-              <w:t xml:space="preserve">VM1 Ampere A1（アプリ）</w:t>
+              <w:t xml:space="preserve">Ampere A1（1台）</w:t>
             </w:r>
           </w:p>
         </w:tc>
@@ -18416,7 +18253,7 @@
                 <w:sz w:val="17"/>
                 <w:szCs w:val="17"/>
               </w:rPr>
-              <w:t xml:space="preserve">2 OCPU／12GB</w:t>
+              <w:t xml:space="preserve">2 OCPU／8GB</w:t>
             </w:r>
           </w:p>
         </w:tc>
@@ -18440,7 +18277,7 @@
                 <w:sz w:val="17"/>
                 <w:szCs w:val="17"/>
               </w:rPr>
-              <w:t xml:space="preserve">4,577円</w:t>
+              <w:t xml:space="preserve">3,854円</w:t>
             </w:r>
           </w:p>
         </w:tc>
@@ -18464,7 +18301,7 @@
                 <w:sz w:val="17"/>
                 <w:szCs w:val="17"/>
               </w:rPr>
-              <w:t xml:space="preserve">(2×0.01＋12×0.0015)USD×730時間×165円</w:t>
+              <w:t xml:space="preserve">(2×0.01＋8×0.0015)USD×730時間×165円</w:t>
             </w:r>
           </w:p>
         </w:tc>
@@ -18490,7 +18327,7 @@
                 <w:sz w:val="17"/>
                 <w:szCs w:val="17"/>
               </w:rPr>
-              <w:t xml:space="preserve">VM2 Ampere A1（DB）</w:t>
+              <w:t xml:space="preserve">ブートボリューム</w:t>
             </w:r>
           </w:p>
         </w:tc>
@@ -18514,7 +18351,7 @@
                 <w:sz w:val="17"/>
                 <w:szCs w:val="17"/>
               </w:rPr>
-              <w:t xml:space="preserve">2 OCPU／16GB</w:t>
+              <w:t xml:space="preserve">50GB Balanced</w:t>
             </w:r>
           </w:p>
         </w:tc>
@@ -18538,7 +18375,7 @@
                 <w:sz w:val="17"/>
                 <w:szCs w:val="17"/>
               </w:rPr>
-              <w:t xml:space="preserve">5,300円</w:t>
+              <w:t xml:space="preserve">351円</w:t>
             </w:r>
           </w:p>
         </w:tc>
@@ -18562,7 +18399,7 @@
                 <w:sz w:val="17"/>
                 <w:szCs w:val="17"/>
               </w:rPr>
-              <w:t xml:space="preserve">(2×0.01＋16×0.0015)USD×730時間×165円</w:t>
+              <w:t xml:space="preserve">(0.0255＋0.017)USD／GB月×50GB×165円</w:t>
             </w:r>
           </w:p>
         </w:tc>
@@ -18588,7 +18425,7 @@
                 <w:sz w:val="17"/>
                 <w:szCs w:val="17"/>
               </w:rPr>
-              <w:t xml:space="preserve">ブロックボリューム</w:t>
+              <w:t xml:space="preserve">オブジェクトストレージ</w:t>
             </w:r>
           </w:p>
         </w:tc>
@@ -18612,7 +18449,7 @@
                 <w:sz w:val="17"/>
                 <w:szCs w:val="17"/>
               </w:rPr>
-              <w:t xml:space="preserve">100GB Balanced</w:t>
+              <w:t xml:space="preserve">20GB</w:t>
             </w:r>
           </w:p>
         </w:tc>
@@ -18636,7 +18473,7 @@
                 <w:sz w:val="17"/>
                 <w:szCs w:val="17"/>
               </w:rPr>
-              <w:t xml:space="preserve">701円</w:t>
+              <w:t xml:space="preserve">84円</w:t>
             </w:r>
           </w:p>
         </w:tc>
@@ -18660,7 +18497,7 @@
                 <w:sz w:val="17"/>
                 <w:szCs w:val="17"/>
               </w:rPr>
-              <w:t xml:space="preserve">(0.0255＋0.017)USD／GB月×100GB×165円</w:t>
+              <w:t xml:space="preserve">0.0255USD／GB月×20GB×165円</w:t>
             </w:r>
           </w:p>
         </w:tc>
@@ -18686,7 +18523,7 @@
                 <w:sz w:val="17"/>
                 <w:szCs w:val="17"/>
               </w:rPr>
-              <w:t xml:space="preserve">オブジェクトストレージ</w:t>
+              <w:t xml:space="preserve">送信データ転送</w:t>
             </w:r>
           </w:p>
         </w:tc>
@@ -18710,7 +18547,7 @@
                 <w:sz w:val="17"/>
                 <w:szCs w:val="17"/>
               </w:rPr>
-              <w:t xml:space="preserve">100GB</w:t>
+              <w:t xml:space="preserve">—</w:t>
             </w:r>
           </w:p>
         </w:tc>
@@ -18734,7 +18571,7 @@
                 <w:sz w:val="17"/>
                 <w:szCs w:val="17"/>
               </w:rPr>
-              <w:t xml:space="preserve">421円</w:t>
+              <w:t xml:space="preserve">0円</w:t>
             </w:r>
           </w:p>
         </w:tc>
@@ -18758,7 +18595,7 @@
                 <w:sz w:val="17"/>
                 <w:szCs w:val="17"/>
               </w:rPr>
-              <w:t xml:space="preserve">0.0255USD／GB月×100GB×165円</w:t>
+              <w:t xml:space="preserve">OCIは全リージョンで送信データ転送が無償</w:t>
             </w:r>
           </w:p>
         </w:tc>
@@ -18784,7 +18621,7 @@
                 <w:sz w:val="17"/>
                 <w:szCs w:val="17"/>
               </w:rPr>
-              <w:t xml:space="preserve">ロードバランサ</w:t>
+              <w:t xml:space="preserve">監視（OCI Monitoring）</w:t>
             </w:r>
           </w:p>
         </w:tc>
@@ -18808,7 +18645,7 @@
                 <w:sz w:val="17"/>
                 <w:szCs w:val="17"/>
               </w:rPr>
-              <w:t xml:space="preserve">10Mbps</w:t>
+              <w:t xml:space="preserve">—</w:t>
             </w:r>
           </w:p>
         </w:tc>
@@ -18856,7 +18693,7 @@
                 <w:sz w:val="17"/>
                 <w:szCs w:val="17"/>
               </w:rPr>
-              <w:t xml:space="preserve">有料アカウントは1台目・10Mbpsまで無償</w:t>
+              <w:t xml:space="preserve">標準機能のため追加費用なし</w:t>
             </w:r>
           </w:p>
         </w:tc>
@@ -18882,7 +18719,7 @@
                 <w:sz w:val="17"/>
                 <w:szCs w:val="17"/>
               </w:rPr>
-              <w:t xml:space="preserve">送信データ転送</w:t>
+              <w:t xml:space="preserve">合計</w:t>
             </w:r>
           </w:p>
         </w:tc>
@@ -18930,7 +18767,7 @@
                 <w:sz w:val="17"/>
                 <w:szCs w:val="17"/>
               </w:rPr>
-              <w:t xml:space="preserve">0円</w:t>
+              <w:t xml:space="preserve">4,289円</w:t>
             </w:r>
           </w:p>
         </w:tc>
@@ -18954,203 +18791,7 @@
                 <w:sz w:val="17"/>
                 <w:szCs w:val="17"/>
               </w:rPr>
-              <w:t xml:space="preserve">OCIは全リージョンで送信データ転送が無償</w:t>
-            </w:r>
-          </w:p>
-        </w:tc>
-      </w:tr>
-      <w:tr>
-        <w:tc>
-          <w:tcPr>
-            <w:tcW w:w="2600" w:type="dxa"/>
-            <w:vAlign w:val="center"/>
-          </w:tcPr>
-          <w:p>
-            <w:pPr>
-              <w:spacing w:after="0" w:line="240" w:lineRule="auto"/>
-              <w:rPr>
-                <w:rFonts w:ascii="Meiryo UI" w:eastAsia="Meiryo UI" w:hAnsi="Meiryo UI" w:hint="eastAsia"/>
-                <w:sz w:val="17"/>
-                <w:szCs w:val="17"/>
-              </w:rPr>
-            </w:pPr>
-            <w:r>
-              <w:rPr>
-                <w:rFonts w:ascii="Meiryo UI" w:eastAsia="Meiryo UI" w:hAnsi="Meiryo UI" w:hint="eastAsia"/>
-                <w:sz w:val="17"/>
-                <w:szCs w:val="17"/>
-              </w:rPr>
-              <w:t xml:space="preserve">監視（OCI Monitoring）</w:t>
-            </w:r>
-          </w:p>
-        </w:tc>
-        <w:tc>
-          <w:tcPr>
-            <w:tcW w:w="1800" w:type="dxa"/>
-            <w:vAlign w:val="center"/>
-          </w:tcPr>
-          <w:p>
-            <w:pPr>
-              <w:spacing w:after="0" w:line="240" w:lineRule="auto"/>
-              <w:rPr>
-                <w:rFonts w:ascii="Meiryo UI" w:eastAsia="Meiryo UI" w:hAnsi="Meiryo UI" w:hint="eastAsia"/>
-                <w:sz w:val="17"/>
-                <w:szCs w:val="17"/>
-              </w:rPr>
-            </w:pPr>
-            <w:r>
-              <w:rPr>
-                <w:rFonts w:ascii="Meiryo UI" w:eastAsia="Meiryo UI" w:hAnsi="Meiryo UI" w:hint="eastAsia"/>
-                <w:sz w:val="17"/>
-                <w:szCs w:val="17"/>
-              </w:rPr>
-              <w:t xml:space="preserve">—</w:t>
-            </w:r>
-          </w:p>
-        </w:tc>
-        <w:tc>
-          <w:tcPr>
-            <w:tcW w:w="1800" w:type="dxa"/>
-            <w:vAlign w:val="center"/>
-          </w:tcPr>
-          <w:p>
-            <w:pPr>
-              <w:spacing w:after="0" w:line="240" w:lineRule="auto"/>
-              <w:rPr>
-                <w:rFonts w:ascii="Meiryo UI" w:eastAsia="Meiryo UI" w:hAnsi="Meiryo UI" w:hint="eastAsia"/>
-                <w:sz w:val="17"/>
-                <w:szCs w:val="17"/>
-              </w:rPr>
-            </w:pPr>
-            <w:r>
-              <w:rPr>
-                <w:rFonts w:ascii="Meiryo UI" w:eastAsia="Meiryo UI" w:hAnsi="Meiryo UI" w:hint="eastAsia"/>
-                <w:sz w:val="17"/>
-                <w:szCs w:val="17"/>
-              </w:rPr>
-              <w:t xml:space="preserve">0円</w:t>
-            </w:r>
-          </w:p>
-        </w:tc>
-        <w:tc>
-          <w:tcPr>
-            <w:tcW w:w="4266" w:type="dxa"/>
-            <w:vAlign w:val="center"/>
-          </w:tcPr>
-          <w:p>
-            <w:pPr>
-              <w:spacing w:after="0" w:line="240" w:lineRule="auto"/>
-              <w:rPr>
-                <w:rFonts w:ascii="Meiryo UI" w:eastAsia="Meiryo UI" w:hAnsi="Meiryo UI" w:hint="eastAsia"/>
-                <w:sz w:val="17"/>
-                <w:szCs w:val="17"/>
-              </w:rPr>
-            </w:pPr>
-            <w:r>
-              <w:rPr>
-                <w:rFonts w:ascii="Meiryo UI" w:eastAsia="Meiryo UI" w:hAnsi="Meiryo UI" w:hint="eastAsia"/>
-                <w:sz w:val="17"/>
-                <w:szCs w:val="17"/>
-              </w:rPr>
-              <w:t xml:space="preserve">標準機能のため追加費用なし</w:t>
-            </w:r>
-          </w:p>
-        </w:tc>
-      </w:tr>
-      <w:tr>
-        <w:tc>
-          <w:tcPr>
-            <w:tcW w:w="2600" w:type="dxa"/>
-            <w:vAlign w:val="center"/>
-          </w:tcPr>
-          <w:p>
-            <w:pPr>
-              <w:spacing w:after="0" w:line="240" w:lineRule="auto"/>
-              <w:rPr>
-                <w:rFonts w:ascii="Meiryo UI" w:eastAsia="Meiryo UI" w:hAnsi="Meiryo UI" w:hint="eastAsia"/>
-                <w:sz w:val="17"/>
-                <w:szCs w:val="17"/>
-              </w:rPr>
-            </w:pPr>
-            <w:r>
-              <w:rPr>
-                <w:rFonts w:ascii="Meiryo UI" w:eastAsia="Meiryo UI" w:hAnsi="Meiryo UI" w:hint="eastAsia"/>
-                <w:sz w:val="17"/>
-                <w:szCs w:val="17"/>
-              </w:rPr>
-              <w:t xml:space="preserve">合計</w:t>
-            </w:r>
-          </w:p>
-        </w:tc>
-        <w:tc>
-          <w:tcPr>
-            <w:tcW w:w="1800" w:type="dxa"/>
-            <w:vAlign w:val="center"/>
-          </w:tcPr>
-          <w:p>
-            <w:pPr>
-              <w:spacing w:after="0" w:line="240" w:lineRule="auto"/>
-              <w:rPr>
-                <w:rFonts w:ascii="Meiryo UI" w:eastAsia="Meiryo UI" w:hAnsi="Meiryo UI" w:hint="eastAsia"/>
-                <w:sz w:val="17"/>
-                <w:szCs w:val="17"/>
-              </w:rPr>
-            </w:pPr>
-            <w:r>
-              <w:rPr>
-                <w:rFonts w:ascii="Meiryo UI" w:eastAsia="Meiryo UI" w:hAnsi="Meiryo UI" w:hint="eastAsia"/>
-                <w:sz w:val="17"/>
-                <w:szCs w:val="17"/>
-              </w:rPr>
-              <w:t xml:space="preserve">—</w:t>
-            </w:r>
-          </w:p>
-        </w:tc>
-        <w:tc>
-          <w:tcPr>
-            <w:tcW w:w="1800" w:type="dxa"/>
-            <w:vAlign w:val="center"/>
-          </w:tcPr>
-          <w:p>
-            <w:pPr>
-              <w:spacing w:after="0" w:line="240" w:lineRule="auto"/>
-              <w:rPr>
-                <w:rFonts w:ascii="Meiryo UI" w:eastAsia="Meiryo UI" w:hAnsi="Meiryo UI" w:hint="eastAsia"/>
-                <w:sz w:val="17"/>
-                <w:szCs w:val="17"/>
-              </w:rPr>
-            </w:pPr>
-            <w:r>
-              <w:rPr>
-                <w:rFonts w:ascii="Meiryo UI" w:eastAsia="Meiryo UI" w:hAnsi="Meiryo UI" w:hint="eastAsia"/>
-                <w:sz w:val="17"/>
-                <w:szCs w:val="17"/>
-              </w:rPr>
-              <w:t xml:space="preserve">10,999円</w:t>
-            </w:r>
-          </w:p>
-        </w:tc>
-        <w:tc>
-          <w:tcPr>
-            <w:tcW w:w="4266" w:type="dxa"/>
-            <w:vAlign w:val="center"/>
-          </w:tcPr>
-          <w:p>
-            <w:pPr>
-              <w:spacing w:after="0" w:line="240" w:lineRule="auto"/>
-              <w:rPr>
-                <w:rFonts w:ascii="Meiryo UI" w:eastAsia="Meiryo UI" w:hAnsi="Meiryo UI" w:hint="eastAsia"/>
-                <w:sz w:val="17"/>
-                <w:szCs w:val="17"/>
-              </w:rPr>
-            </w:pPr>
-            <w:r>
-              <w:rPr>
-                <w:rFonts w:ascii="Meiryo UI" w:eastAsia="Meiryo UI" w:hAnsi="Meiryo UI" w:hint="eastAsia"/>
-                <w:sz w:val="17"/>
-                <w:szCs w:val="17"/>
-              </w:rPr>
-              <w:t xml:space="preserve">1テナントあたり220円</w:t>
+              <w:t xml:space="preserve">10事業所なら1事業所あたり429円</w:t>
             </w:r>
           </w:p>
         </w:tc>
@@ -19201,7 +18842,7 @@
         <w:rPr>
           <w:rFonts w:ascii="Meiryo UI" w:eastAsia="Meiryo UI" w:hAnsi="Meiryo UI" w:hint="eastAsia"/>
         </w:rPr>
-        <w:t xml:space="preserve">2026年7月24日時点の実勢レートは1米ドル163.78円であるが、為替変動リスクを見込んで1米ドル165円で原価を算定している。仮に1米ドル200円まで円安が進行した場合でも、共通基盤の月額原価は13,332円、1テナントあたり267円にとどまり、粗利率は74.1パーセントを維持する。為替変動が本ソリューションの収益性に与える影響は軽微である。</w:t>
+        <w:t xml:space="preserve">2026年7月24日時点の実勢レートは1米ドル163.78円であるが、為替変動リスクを見込んで1米ドル165円で原価を算定している。仮に1米ドル200円まで円安が進行した場合でも、共通基盤の月額原価は5,199円、10事業所なら1事業所あたり520円にとどまり、粗利率は72.6パーセントを維持する。構成を1台に絞ったことで、為替変動が収益性に与える影響はさらに小さくなっている。</w:t>
       </w:r>
     </w:p>
     <w:p>
@@ -19247,7 +18888,7 @@
         <w:rPr>
           <w:rFonts w:ascii="Meiryo UI" w:eastAsia="Meiryo UI" w:hAnsi="Meiryo UI" w:hint="eastAsia"/>
         </w:rPr>
-        <w:t xml:space="preserve">1社あたりの初年度粗利は、導入費の粗利64,000円と月次粗利12,280円×12か月＝147,360円の合計211,360円である。したがって開発費の回収に必要な契約数は4社であり、4事業所と契約した時点で初年度から黒字となる。</w:t>
+        <w:t xml:space="preserve">損益分岐点の算定にあたっては、共通基盤の原価を契約数で割り付ける。契約数が少ないうちは基盤の原価を少数で負担するため、収容上限で割った単価をそのまま少数契約時にも用いると、初期の収益性を過大に評価する。契約数を N とすると、初年度粗利の合計は 「導入費の粗利64,000円×N ＋ (16,500円−サポート人件費3,000円−共通運用費1,000円)×12か月×N − 共通基盤の年額51,468円」で表される。この式に開発費816,000円を代入すると、回収に必要な契約数は5社となる。</w:t>
       </w:r>
     </w:p>
     <w:tbl>
@@ -19409,7 +19050,7 @@
                 <w:sz w:val="17"/>
                 <w:szCs w:val="17"/>
               </w:rPr>
-              <w:t xml:space="preserve">2事業所</w:t>
+              <w:t xml:space="preserve">3事業所</w:t>
             </w:r>
           </w:p>
         </w:tc>
@@ -19433,7 +19074,7 @@
                 <w:sz w:val="17"/>
                 <w:szCs w:val="17"/>
               </w:rPr>
-              <w:t xml:space="preserve">422,720円</w:t>
+              <w:t xml:space="preserve">590,530円</w:t>
             </w:r>
           </w:p>
         </w:tc>
@@ -19457,7 +19098,7 @@
                 <w:sz w:val="17"/>
                 <w:szCs w:val="17"/>
               </w:rPr>
-              <w:t xml:space="preserve">▲393,280円</w:t>
+              <w:t xml:space="preserve">▲225,470円</w:t>
             </w:r>
           </w:p>
         </w:tc>
@@ -19507,7 +19148,7 @@
                 <w:sz w:val="17"/>
                 <w:szCs w:val="17"/>
               </w:rPr>
-              <w:t xml:space="preserve">3事業所</w:t>
+              <w:t xml:space="preserve">4事業所</w:t>
             </w:r>
           </w:p>
         </w:tc>
@@ -19531,7 +19172,7 @@
                 <w:sz w:val="17"/>
                 <w:szCs w:val="17"/>
               </w:rPr>
-              <w:t xml:space="preserve">634,080円</w:t>
+              <w:t xml:space="preserve">804,530円</w:t>
             </w:r>
           </w:p>
         </w:tc>
@@ -19555,7 +19196,7 @@
                 <w:sz w:val="17"/>
                 <w:szCs w:val="17"/>
               </w:rPr>
-              <w:t xml:space="preserve">▲181,920円</w:t>
+              <w:t xml:space="preserve">▲11,470円</w:t>
             </w:r>
           </w:p>
         </w:tc>
@@ -19605,7 +19246,7 @@
                 <w:sz w:val="17"/>
                 <w:szCs w:val="17"/>
               </w:rPr>
-              <w:t xml:space="preserve">4事業所</w:t>
+              <w:t xml:space="preserve">5事業所</w:t>
             </w:r>
           </w:p>
         </w:tc>
@@ -19629,7 +19270,7 @@
                 <w:sz w:val="17"/>
                 <w:szCs w:val="17"/>
               </w:rPr>
-              <w:t xml:space="preserve">845,440円</w:t>
+              <w:t xml:space="preserve">1,018,530円</w:t>
             </w:r>
           </w:p>
         </w:tc>
@@ -19653,7 +19294,7 @@
                 <w:sz w:val="17"/>
                 <w:szCs w:val="17"/>
               </w:rPr>
-              <w:t xml:space="preserve">＋29,440円</w:t>
+              <w:t xml:space="preserve">＋202,530円</w:t>
             </w:r>
           </w:p>
         </w:tc>
@@ -19727,7 +19368,7 @@
                 <w:sz w:val="17"/>
                 <w:szCs w:val="17"/>
               </w:rPr>
-              <w:t xml:space="preserve">2,113,600円</w:t>
+              <w:t xml:space="preserve">2,088,530円</w:t>
             </w:r>
           </w:p>
         </w:tc>
@@ -19751,7 +19392,7 @@
                 <w:sz w:val="17"/>
                 <w:szCs w:val="17"/>
               </w:rPr>
-              <w:t xml:space="preserve">＋1,297,600円</w:t>
+              <w:t xml:space="preserve">＋1,272,530円</w:t>
             </w:r>
           </w:p>
         </w:tc>
@@ -19801,7 +19442,7 @@
                 <w:sz w:val="17"/>
                 <w:szCs w:val="17"/>
               </w:rPr>
-              <w:t xml:space="preserve">50事業所</w:t>
+              <w:t xml:space="preserve">30事業所</w:t>
             </w:r>
           </w:p>
         </w:tc>
@@ -19825,7 +19466,7 @@
                 <w:sz w:val="17"/>
                 <w:szCs w:val="17"/>
               </w:rPr>
-              <w:t xml:space="preserve">10,568,000円</w:t>
+              <w:t xml:space="preserve">6,368,530円</w:t>
             </w:r>
           </w:p>
         </w:tc>
@@ -19849,7 +19490,7 @@
                 <w:sz w:val="17"/>
                 <w:szCs w:val="17"/>
               </w:rPr>
-              <w:t xml:space="preserve">＋9,752,000円</w:t>
+              <w:t xml:space="preserve">＋5,552,530円</w:t>
             </w:r>
           </w:p>
         </w:tc>
@@ -19873,7 +19514,7 @@
                 <w:sz w:val="17"/>
                 <w:szCs w:val="17"/>
               </w:rPr>
-              <w:t xml:space="preserve">黒字（基盤1台の収容上限）</w:t>
+              <w:t xml:space="preserve">黒字（1台あたりの収容目安）</w:t>
             </w:r>
           </w:p>
         </w:tc>
@@ -19906,7 +19547,7 @@
         <w:rPr>
           <w:rFonts w:ascii="Meiryo UI" w:eastAsia="Meiryo UI" w:hAnsi="Meiryo UI" w:hint="eastAsia"/>
         </w:rPr>
-        <w:t xml:space="preserve">機能を初版5画面に絞り込んだことで、開発費が抑えられ、損益分岐点が4事業所という現実的な水準まで下がっている。個人事業として開始する規模において、この損益分岐点は極めて重要である。2年目以降は開発費の回収が完了しているため、1事業所あたり年間で月次粗利147,360円に年間保守費29,600円を加えた収益が計上される。補助金の適用は一切前提としていない。</w:t>
+        <w:t xml:space="preserve">機能を初版5画面に絞り込み、あわせてインフラを実際の負荷に見合う1台構成へ抑えたことで、損益分岐点は5事業所となった。個人事業として開始する規模において、5事業所は初年度に到達し得る現実的な水準である。2年目以降は開発費の回収が完了しているため、1事業所あたり年間で月次粗利144,852円に年間保守費29,600円を加えた収益が計上される。補助金の適用は一切前提としていない。</w:t>
       </w:r>
     </w:p>
     <w:p>

--- a/docs/クラウドプラットフォーム実習Ⅱレポート5_20122049_曽我幸太郎.docx
+++ b/docs/クラウドプラットフォーム実習Ⅱレポート5_20122049_曽我幸太郎.docx
@@ -3845,11 +3845,11 @@
             </w:pPr>
             <w:r>
               <w:rPr>
-                <w:rFonts w:ascii="Meiryo UI" w:eastAsia="Meiryo UI" w:hAnsi="Meiryo UI" w:hint="eastAsia"/>
-                <w:sz w:val="16"/>
-                <w:szCs w:val="16"/>
-              </w:rPr>
-              <w:t>1</w:t>
+                <w:rFonts w:ascii="Meiryo UI" w:eastAsia="Meiryo UI" w:hAnsi="Meiryo UI"/>
+                <w:sz w:val="16"/>
+                <w:szCs w:val="16"/>
+              </w:rPr>
+              <w:t xml:space="preserve">1</w:t>
             </w:r>
           </w:p>
         </w:tc>
@@ -3921,7 +3921,7 @@
                 <w:sz w:val="16"/>
                 <w:szCs w:val="16"/>
               </w:rPr>
-              <w:t>VM1・VM2のホストOS</w:t>
+              <w:t>ホストOS（本番は1台構成）</w:t>
             </w:r>
           </w:p>
         </w:tc>
@@ -3991,11 +3991,11 @@
             </w:pPr>
             <w:r>
               <w:rPr>
-                <w:rFonts w:ascii="Meiryo UI" w:eastAsia="Meiryo UI" w:hAnsi="Meiryo UI" w:hint="eastAsia"/>
-                <w:sz w:val="16"/>
-                <w:szCs w:val="16"/>
-              </w:rPr>
-              <w:t>2</w:t>
+                <w:rFonts w:ascii="Meiryo UI" w:eastAsia="Meiryo UI" w:hAnsi="Meiryo UI"/>
+                <w:sz w:val="16"/>
+                <w:szCs w:val="16"/>
+              </w:rPr>
+              <w:t xml:space="preserve">2</w:t>
             </w:r>
           </w:p>
         </w:tc>
@@ -4137,11 +4137,11 @@
             </w:pPr>
             <w:r>
               <w:rPr>
-                <w:rFonts w:ascii="Meiryo UI" w:eastAsia="Meiryo UI" w:hAnsi="Meiryo UI" w:hint="eastAsia"/>
-                <w:sz w:val="16"/>
-                <w:szCs w:val="16"/>
-              </w:rPr>
-              <w:t>3</w:t>
+                <w:rFonts w:ascii="Meiryo UI" w:eastAsia="Meiryo UI" w:hAnsi="Meiryo UI"/>
+                <w:sz w:val="16"/>
+                <w:szCs w:val="16"/>
+              </w:rPr>
+              <w:t xml:space="preserve">3</w:t>
             </w:r>
           </w:p>
         </w:tc>
@@ -4283,11 +4283,11 @@
             </w:pPr>
             <w:r>
               <w:rPr>
-                <w:rFonts w:ascii="Meiryo UI" w:eastAsia="Meiryo UI" w:hAnsi="Meiryo UI" w:hint="eastAsia"/>
-                <w:sz w:val="16"/>
-                <w:szCs w:val="16"/>
-              </w:rPr>
-              <w:t>4</w:t>
+                <w:rFonts w:ascii="Meiryo UI" w:eastAsia="Meiryo UI" w:hAnsi="Meiryo UI"/>
+                <w:sz w:val="16"/>
+                <w:szCs w:val="16"/>
+              </w:rPr>
+              <w:t xml:space="preserve">4</w:t>
             </w:r>
           </w:p>
         </w:tc>
@@ -4429,11 +4429,11 @@
             </w:pPr>
             <w:r>
               <w:rPr>
-                <w:rFonts w:ascii="Meiryo UI" w:eastAsia="Meiryo UI" w:hAnsi="Meiryo UI" w:hint="eastAsia"/>
-                <w:sz w:val="16"/>
-                <w:szCs w:val="16"/>
-              </w:rPr>
-              <w:t>5</w:t>
+                <w:rFonts w:ascii="Meiryo UI" w:eastAsia="Meiryo UI" w:hAnsi="Meiryo UI"/>
+                <w:sz w:val="16"/>
+                <w:szCs w:val="16"/>
+              </w:rPr>
+              <w:t xml:space="preserve">5</w:t>
             </w:r>
           </w:p>
         </w:tc>
@@ -4575,11 +4575,11 @@
             </w:pPr>
             <w:r>
               <w:rPr>
-                <w:rFonts w:ascii="Meiryo UI" w:eastAsia="Meiryo UI" w:hAnsi="Meiryo UI" w:hint="eastAsia"/>
-                <w:sz w:val="16"/>
-                <w:szCs w:val="16"/>
-              </w:rPr>
-              <w:t>6</w:t>
+                <w:rFonts w:ascii="Meiryo UI" w:eastAsia="Meiryo UI" w:hAnsi="Meiryo UI"/>
+                <w:sz w:val="16"/>
+                <w:szCs w:val="16"/>
+              </w:rPr>
+              <w:t xml:space="preserve">6</w:t>
             </w:r>
           </w:p>
         </w:tc>
@@ -4721,11 +4721,11 @@
             </w:pPr>
             <w:r>
               <w:rPr>
-                <w:rFonts w:ascii="Meiryo UI" w:eastAsia="Meiryo UI" w:hAnsi="Meiryo UI" w:hint="eastAsia"/>
-                <w:sz w:val="16"/>
-                <w:szCs w:val="16"/>
-              </w:rPr>
-              <w:t>7</w:t>
+                <w:rFonts w:ascii="Meiryo UI" w:eastAsia="Meiryo UI" w:hAnsi="Meiryo UI"/>
+                <w:sz w:val="16"/>
+                <w:szCs w:val="16"/>
+              </w:rPr>
+              <w:t xml:space="preserve">7</w:t>
             </w:r>
           </w:p>
         </w:tc>
@@ -4867,11 +4867,11 @@
             </w:pPr>
             <w:r>
               <w:rPr>
-                <w:rFonts w:ascii="Meiryo UI" w:eastAsia="Meiryo UI" w:hAnsi="Meiryo UI" w:hint="eastAsia"/>
-                <w:sz w:val="16"/>
-                <w:szCs w:val="16"/>
-              </w:rPr>
-              <w:t>8</w:t>
+                <w:rFonts w:ascii="Meiryo UI" w:eastAsia="Meiryo UI" w:hAnsi="Meiryo UI"/>
+                <w:sz w:val="16"/>
+                <w:szCs w:val="16"/>
+              </w:rPr>
+              <w:t xml:space="preserve">8</w:t>
             </w:r>
           </w:p>
         </w:tc>
@@ -5013,11 +5013,11 @@
             </w:pPr>
             <w:r>
               <w:rPr>
-                <w:rFonts w:ascii="Meiryo UI" w:eastAsia="Meiryo UI" w:hAnsi="Meiryo UI" w:hint="eastAsia"/>
-                <w:sz w:val="16"/>
-                <w:szCs w:val="16"/>
-              </w:rPr>
-              <w:t>9</w:t>
+                <w:rFonts w:ascii="Meiryo UI" w:eastAsia="Meiryo UI" w:hAnsi="Meiryo UI"/>
+                <w:sz w:val="16"/>
+                <w:szCs w:val="16"/>
+              </w:rPr>
+              <w:t xml:space="preserve">9</w:t>
             </w:r>
           </w:p>
         </w:tc>
@@ -5159,11 +5159,11 @@
             </w:pPr>
             <w:r>
               <w:rPr>
-                <w:rFonts w:ascii="Meiryo UI" w:eastAsia="Meiryo UI" w:hAnsi="Meiryo UI" w:hint="eastAsia"/>
-                <w:sz w:val="16"/>
-                <w:szCs w:val="16"/>
-              </w:rPr>
-              <w:t>10</w:t>
+                <w:rFonts w:ascii="Meiryo UI" w:eastAsia="Meiryo UI" w:hAnsi="Meiryo UI"/>
+                <w:sz w:val="16"/>
+                <w:szCs w:val="16"/>
+              </w:rPr>
+              <w:t xml:space="preserve">10</w:t>
             </w:r>
           </w:p>
         </w:tc>
@@ -5305,11 +5305,11 @@
             </w:pPr>
             <w:r>
               <w:rPr>
-                <w:rFonts w:ascii="Meiryo UI" w:eastAsia="Meiryo UI" w:hAnsi="Meiryo UI" w:hint="eastAsia"/>
-                <w:sz w:val="16"/>
-                <w:szCs w:val="16"/>
-              </w:rPr>
-              <w:t>11</w:t>
+                <w:rFonts w:ascii="Meiryo UI" w:eastAsia="Meiryo UI" w:hAnsi="Meiryo UI"/>
+                <w:sz w:val="16"/>
+                <w:szCs w:val="16"/>
+              </w:rPr>
+              <w:t xml:space="preserve">11</w:t>
             </w:r>
           </w:p>
         </w:tc>
@@ -5333,7 +5333,7 @@
                 <w:sz w:val="16"/>
                 <w:szCs w:val="16"/>
               </w:rPr>
-              <w:t>Tailwind CSS</w:t>
+              <w:t>SQLAlchemy</w:t>
             </w:r>
           </w:p>
         </w:tc>
@@ -5357,7 +5357,7 @@
                 <w:sz w:val="16"/>
                 <w:szCs w:val="16"/>
               </w:rPr>
-              <w:t>4系（CDN配信）</w:t>
+              <w:t>2.0系</w:t>
             </w:r>
           </w:p>
         </w:tc>
@@ -5381,7 +5381,7 @@
                 <w:sz w:val="16"/>
                 <w:szCs w:val="16"/>
               </w:rPr>
-              <w:t>UIスタイリング</w:t>
+              <w:t>データベース接続とSQL実行（O/Rマッパーは使わずSQLAlchemy Core として利用）</w:t>
             </w:r>
           </w:p>
         </w:tc>
@@ -5451,11 +5451,11 @@
             </w:pPr>
             <w:r>
               <w:rPr>
-                <w:rFonts w:ascii="Meiryo UI" w:eastAsia="Meiryo UI" w:hAnsi="Meiryo UI" w:hint="eastAsia"/>
-                <w:sz w:val="16"/>
-                <w:szCs w:val="16"/>
-              </w:rPr>
-              <w:t>12</w:t>
+                <w:rFonts w:ascii="Meiryo UI" w:eastAsia="Meiryo UI" w:hAnsi="Meiryo UI"/>
+                <w:sz w:val="16"/>
+                <w:szCs w:val="16"/>
+              </w:rPr>
+              <w:t xml:space="preserve">12</w:t>
             </w:r>
           </w:p>
         </w:tc>
@@ -5479,7 +5479,7 @@
                 <w:sz w:val="16"/>
                 <w:szCs w:val="16"/>
               </w:rPr>
-              <w:t>SQLAlchemy</w:t>
+              <w:t>Alembic</w:t>
             </w:r>
           </w:p>
         </w:tc>
@@ -5503,7 +5503,7 @@
                 <w:sz w:val="16"/>
                 <w:szCs w:val="16"/>
               </w:rPr>
-              <w:t>2.0系</w:t>
+              <w:t>1.14系</w:t>
             </w:r>
           </w:p>
         </w:tc>
@@ -5527,7 +5527,7 @@
                 <w:sz w:val="16"/>
                 <w:szCs w:val="16"/>
               </w:rPr>
-              <w:t>O/Rマッパー</w:t>
+              <w:t>データベーススキーマの版管理</w:t>
             </w:r>
           </w:p>
         </w:tc>
@@ -5597,11 +5597,11 @@
             </w:pPr>
             <w:r>
               <w:rPr>
-                <w:rFonts w:ascii="Meiryo UI" w:eastAsia="Meiryo UI" w:hAnsi="Meiryo UI" w:hint="eastAsia"/>
-                <w:sz w:val="16"/>
-                <w:szCs w:val="16"/>
-              </w:rPr>
-              <w:t>13</w:t>
+                <w:rFonts w:ascii="Meiryo UI" w:eastAsia="Meiryo UI" w:hAnsi="Meiryo UI"/>
+                <w:sz w:val="16"/>
+                <w:szCs w:val="16"/>
+              </w:rPr>
+              <w:t xml:space="preserve">13</w:t>
             </w:r>
           </w:p>
         </w:tc>
@@ -5625,7 +5625,7 @@
                 <w:sz w:val="16"/>
                 <w:szCs w:val="16"/>
               </w:rPr>
-              <w:t>Alembic</w:t>
+              <w:t>Google OR-Tools</w:t>
             </w:r>
           </w:p>
         </w:tc>
@@ -5649,7 +5649,7 @@
                 <w:sz w:val="16"/>
                 <w:szCs w:val="16"/>
               </w:rPr>
-              <w:t>1.14系</w:t>
+              <w:t>9.11系</w:t>
             </w:r>
           </w:p>
         </w:tc>
@@ -5673,7 +5673,7 @@
                 <w:sz w:val="16"/>
                 <w:szCs w:val="16"/>
               </w:rPr>
-              <w:t>データベーススキーマの版管理</w:t>
+              <w:t>CP-SATソルバー（シフト最適化の中核）</w:t>
             </w:r>
           </w:p>
         </w:tc>
@@ -5697,7 +5697,7 @@
                 <w:sz w:val="16"/>
                 <w:szCs w:val="16"/>
               </w:rPr>
-              <w:t>MITライセンス</w:t>
+              <w:t>Apache License 2.0</w:t>
             </w:r>
           </w:p>
         </w:tc>
@@ -5743,11 +5743,11 @@
             </w:pPr>
             <w:r>
               <w:rPr>
-                <w:rFonts w:ascii="Meiryo UI" w:eastAsia="Meiryo UI" w:hAnsi="Meiryo UI" w:hint="eastAsia"/>
-                <w:sz w:val="16"/>
-                <w:szCs w:val="16"/>
-              </w:rPr>
-              <w:t>14</w:t>
+                <w:rFonts w:ascii="Meiryo UI" w:eastAsia="Meiryo UI" w:hAnsi="Meiryo UI"/>
+                <w:sz w:val="16"/>
+                <w:szCs w:val="16"/>
+              </w:rPr>
+              <w:t xml:space="preserve">14</w:t>
             </w:r>
           </w:p>
         </w:tc>
@@ -5771,7 +5771,7 @@
                 <w:sz w:val="16"/>
                 <w:szCs w:val="16"/>
               </w:rPr>
-              <w:t>Google OR-Tools</w:t>
+              <w:t>openpyxl</w:t>
             </w:r>
           </w:p>
         </w:tc>
@@ -5795,7 +5795,7 @@
                 <w:sz w:val="16"/>
                 <w:szCs w:val="16"/>
               </w:rPr>
-              <w:t>9.11系</w:t>
+              <w:t>3.1系</w:t>
             </w:r>
           </w:p>
         </w:tc>
@@ -5819,7 +5819,7 @@
                 <w:sz w:val="16"/>
                 <w:szCs w:val="16"/>
               </w:rPr>
-              <w:t>CP-SATソルバー（シフト最適化の中核）</w:t>
+              <w:t>勤務形態一覧表のExcel出力</w:t>
             </w:r>
           </w:p>
         </w:tc>
@@ -5843,7 +5843,7 @@
                 <w:sz w:val="16"/>
                 <w:szCs w:val="16"/>
               </w:rPr>
-              <w:t>Apache License 2.0</w:t>
+              <w:t>MITライセンス</w:t>
             </w:r>
           </w:p>
         </w:tc>
@@ -5889,11 +5889,11 @@
             </w:pPr>
             <w:r>
               <w:rPr>
-                <w:rFonts w:ascii="Meiryo UI" w:eastAsia="Meiryo UI" w:hAnsi="Meiryo UI" w:hint="eastAsia"/>
-                <w:sz w:val="16"/>
-                <w:szCs w:val="16"/>
-              </w:rPr>
-              <w:t>15</w:t>
+                <w:rFonts w:ascii="Meiryo UI" w:eastAsia="Meiryo UI" w:hAnsi="Meiryo UI"/>
+                <w:sz w:val="16"/>
+                <w:szCs w:val="16"/>
+              </w:rPr>
+              <w:t xml:space="preserve">15</w:t>
             </w:r>
           </w:p>
         </w:tc>
@@ -5917,7 +5917,7 @@
                 <w:sz w:val="16"/>
                 <w:szCs w:val="16"/>
               </w:rPr>
-              <w:t>openpyxl</w:t>
+              <w:t>argon2-cffi</w:t>
             </w:r>
           </w:p>
         </w:tc>
@@ -5941,7 +5941,7 @@
                 <w:sz w:val="16"/>
                 <w:szCs w:val="16"/>
               </w:rPr>
-              <w:t>3.1系</w:t>
+              <w:t>23系</w:t>
             </w:r>
           </w:p>
         </w:tc>
@@ -5965,7 +5965,7 @@
                 <w:sz w:val="16"/>
                 <w:szCs w:val="16"/>
               </w:rPr>
-              <w:t>勤務形態一覧表のExcel出力</w:t>
+              <w:t>パスワードのハッシュ化（Argon2id）</w:t>
             </w:r>
           </w:p>
         </w:tc>
@@ -6035,11 +6035,11 @@
             </w:pPr>
             <w:r>
               <w:rPr>
-                <w:rFonts w:ascii="Meiryo UI" w:eastAsia="Meiryo UI" w:hAnsi="Meiryo UI" w:hint="eastAsia"/>
-                <w:sz w:val="16"/>
-                <w:szCs w:val="16"/>
-              </w:rPr>
-              <w:t>16</w:t>
+                <w:rFonts w:ascii="Meiryo UI" w:eastAsia="Meiryo UI" w:hAnsi="Meiryo UI"/>
+                <w:sz w:val="16"/>
+                <w:szCs w:val="16"/>
+              </w:rPr>
+              <w:t xml:space="preserve">16</w:t>
             </w:r>
           </w:p>
         </w:tc>
@@ -6063,7 +6063,7 @@
                 <w:sz w:val="16"/>
                 <w:szCs w:val="16"/>
               </w:rPr>
-              <w:t>argon2-cffi</w:t>
+              <w:t>Certbot</w:t>
             </w:r>
           </w:p>
         </w:tc>
@@ -6087,7 +6087,7 @@
                 <w:sz w:val="16"/>
                 <w:szCs w:val="16"/>
               </w:rPr>
-              <w:t>23系</w:t>
+              <w:t>3系</w:t>
             </w:r>
           </w:p>
         </w:tc>
@@ -6111,7 +6111,7 @@
                 <w:sz w:val="16"/>
                 <w:szCs w:val="16"/>
               </w:rPr>
-              <w:t>パスワードのハッシュ化（Argon2id）</w:t>
+              <w:t>TLS証明書の取得と自動更新</w:t>
             </w:r>
           </w:p>
         </w:tc>
@@ -6135,7 +6135,7 @@
                 <w:sz w:val="16"/>
                 <w:szCs w:val="16"/>
               </w:rPr>
-              <w:t>MITライセンス</w:t>
+              <w:t>Apache License 2.0</w:t>
             </w:r>
           </w:p>
         </w:tc>
@@ -6181,11 +6181,11 @@
             </w:pPr>
             <w:r>
               <w:rPr>
-                <w:rFonts w:ascii="Meiryo UI" w:eastAsia="Meiryo UI" w:hAnsi="Meiryo UI" w:hint="eastAsia"/>
-                <w:sz w:val="16"/>
-                <w:szCs w:val="16"/>
-              </w:rPr>
-              <w:t>17</w:t>
+                <w:rFonts w:ascii="Meiryo UI" w:eastAsia="Meiryo UI" w:hAnsi="Meiryo UI"/>
+                <w:sz w:val="16"/>
+                <w:szCs w:val="16"/>
+              </w:rPr>
+              <w:t xml:space="preserve">17</w:t>
             </w:r>
           </w:p>
         </w:tc>
@@ -6205,11 +6205,11 @@
             </w:pPr>
             <w:r>
               <w:rPr>
-                <w:rFonts w:ascii="Meiryo UI" w:eastAsia="Meiryo UI" w:hAnsi="Meiryo UI" w:hint="eastAsia"/>
-                <w:sz w:val="16"/>
-                <w:szCs w:val="16"/>
-              </w:rPr>
-              <w:t>Certbot</w:t>
+                <w:rFonts w:ascii="Meiryo UI" w:eastAsia="Meiryo UI" w:hAnsi="Meiryo UI"/>
+                <w:sz w:val="16"/>
+                <w:szCs w:val="16"/>
+              </w:rPr>
+              <w:t xml:space="preserve">pg8000</w:t>
             </w:r>
           </w:p>
         </w:tc>
@@ -6229,11 +6229,11 @@
             </w:pPr>
             <w:r>
               <w:rPr>
-                <w:rFonts w:ascii="Meiryo UI" w:eastAsia="Meiryo UI" w:hAnsi="Meiryo UI" w:hint="eastAsia"/>
-                <w:sz w:val="16"/>
-                <w:szCs w:val="16"/>
-              </w:rPr>
-              <w:t>3系</w:t>
+                <w:rFonts w:ascii="Meiryo UI" w:eastAsia="Meiryo UI" w:hAnsi="Meiryo UI"/>
+                <w:sz w:val="16"/>
+                <w:szCs w:val="16"/>
+              </w:rPr>
+              <w:t xml:space="preserve">1.31系</w:t>
             </w:r>
           </w:p>
         </w:tc>
@@ -6253,11 +6253,11 @@
             </w:pPr>
             <w:r>
               <w:rPr>
-                <w:rFonts w:ascii="Meiryo UI" w:eastAsia="Meiryo UI" w:hAnsi="Meiryo UI" w:hint="eastAsia"/>
-                <w:sz w:val="16"/>
-                <w:szCs w:val="16"/>
-              </w:rPr>
-              <w:t>TLS証明書の取得と自動更新</w:t>
+                <w:rFonts w:ascii="Meiryo UI" w:eastAsia="Meiryo UI" w:hAnsi="Meiryo UI"/>
+                <w:sz w:val="16"/>
+                <w:szCs w:val="16"/>
+              </w:rPr>
+              <w:t xml:space="preserve">PostgreSQL 接続ドライバ（純Python実装）</w:t>
             </w:r>
           </w:p>
         </w:tc>
@@ -6277,11 +6277,11 @@
             </w:pPr>
             <w:r>
               <w:rPr>
-                <w:rFonts w:ascii="Meiryo UI" w:eastAsia="Meiryo UI" w:hAnsi="Meiryo UI" w:hint="eastAsia"/>
-                <w:sz w:val="16"/>
-                <w:szCs w:val="16"/>
-              </w:rPr>
-              <w:t>Apache License 2.0</w:t>
+                <w:rFonts w:ascii="Meiryo UI" w:eastAsia="Meiryo UI" w:hAnsi="Meiryo UI"/>
+                <w:sz w:val="16"/>
+                <w:szCs w:val="16"/>
+              </w:rPr>
+              <w:t xml:space="preserve">3条項BSDライセンス</w:t>
             </w:r>
           </w:p>
         </w:tc>
@@ -6301,11 +6301,303 @@
             </w:pPr>
             <w:r>
               <w:rPr>
-                <w:rFonts w:ascii="Meiryo UI" w:eastAsia="Meiryo UI" w:hAnsi="Meiryo UI" w:hint="eastAsia"/>
-                <w:sz w:val="16"/>
-                <w:szCs w:val="16"/>
-              </w:rPr>
-              <w:t>可</w:t>
+                <w:rFonts w:ascii="Meiryo UI" w:eastAsia="Meiryo UI" w:hAnsi="Meiryo UI"/>
+                <w:sz w:val="16"/>
+                <w:szCs w:val="16"/>
+              </w:rPr>
+              <w:t xml:space="preserve">可</w:t>
+            </w:r>
+          </w:p>
+        </w:tc>
+      </w:tr>
+      <w:tr>
+        <w:tc>
+          <w:tcPr>
+            <w:tcW w:w="640" w:type="dxa"/>
+            <w:vAlign w:val="center"/>
+          </w:tcPr>
+          <w:p>
+            <w:pPr>
+              <w:spacing w:after="0" w:line="240" w:lineRule="auto"/>
+              <w:rPr>
+                <w:rFonts w:ascii="Meiryo UI" w:eastAsia="Meiryo UI" w:hAnsi="Meiryo UI"/>
+                <w:sz w:val="16"/>
+                <w:szCs w:val="16"/>
+              </w:rPr>
+            </w:pPr>
+            <w:r>
+              <w:rPr>
+                <w:rFonts w:ascii="Meiryo UI" w:eastAsia="Meiryo UI" w:hAnsi="Meiryo UI"/>
+                <w:sz w:val="16"/>
+                <w:szCs w:val="16"/>
+              </w:rPr>
+              <w:t xml:space="preserve">18</w:t>
+            </w:r>
+          </w:p>
+        </w:tc>
+        <w:tc>
+          <w:tcPr>
+            <w:tcW w:w="1500" w:type="dxa"/>
+            <w:vAlign w:val="center"/>
+          </w:tcPr>
+          <w:p>
+            <w:pPr>
+              <w:spacing w:after="0" w:line="240" w:lineRule="auto"/>
+              <w:rPr>
+                <w:rFonts w:ascii="Meiryo UI" w:eastAsia="Meiryo UI" w:hAnsi="Meiryo UI"/>
+                <w:sz w:val="16"/>
+                <w:szCs w:val="16"/>
+              </w:rPr>
+            </w:pPr>
+            <w:r>
+              <w:rPr>
+                <w:rFonts w:ascii="Meiryo UI" w:eastAsia="Meiryo UI" w:hAnsi="Meiryo UI"/>
+                <w:sz w:val="16"/>
+                <w:szCs w:val="16"/>
+              </w:rPr>
+              <w:t xml:space="preserve">itsdangerous</w:t>
+            </w:r>
+          </w:p>
+        </w:tc>
+        <w:tc>
+          <w:tcPr>
+            <w:tcW w:w="1700" w:type="dxa"/>
+            <w:vAlign w:val="center"/>
+          </w:tcPr>
+          <w:p>
+            <w:pPr>
+              <w:spacing w:after="0" w:line="240" w:lineRule="auto"/>
+              <w:rPr>
+                <w:rFonts w:ascii="Meiryo UI" w:eastAsia="Meiryo UI" w:hAnsi="Meiryo UI"/>
+                <w:sz w:val="16"/>
+                <w:szCs w:val="16"/>
+              </w:rPr>
+            </w:pPr>
+            <w:r>
+              <w:rPr>
+                <w:rFonts w:ascii="Meiryo UI" w:eastAsia="Meiryo UI" w:hAnsi="Meiryo UI"/>
+                <w:sz w:val="16"/>
+                <w:szCs w:val="16"/>
+              </w:rPr>
+              <w:t xml:space="preserve">2.2系</w:t>
+            </w:r>
+          </w:p>
+        </w:tc>
+        <w:tc>
+          <w:tcPr>
+            <w:tcW w:w="2400" w:type="dxa"/>
+            <w:vAlign w:val="center"/>
+          </w:tcPr>
+          <w:p>
+            <w:pPr>
+              <w:spacing w:after="0" w:line="240" w:lineRule="auto"/>
+              <w:rPr>
+                <w:rFonts w:ascii="Meiryo UI" w:eastAsia="Meiryo UI" w:hAnsi="Meiryo UI"/>
+                <w:sz w:val="16"/>
+                <w:szCs w:val="16"/>
+              </w:rPr>
+            </w:pPr>
+            <w:r>
+              <w:rPr>
+                <w:rFonts w:ascii="Meiryo UI" w:eastAsia="Meiryo UI" w:hAnsi="Meiryo UI"/>
+                <w:sz w:val="16"/>
+                <w:szCs w:val="16"/>
+              </w:rPr>
+              <w:t xml:space="preserve">セッションCookieの署名（改ざん検知）</w:t>
+            </w:r>
+          </w:p>
+        </w:tc>
+        <w:tc>
+          <w:tcPr>
+            <w:tcW w:w="2926" w:type="dxa"/>
+            <w:vAlign w:val="center"/>
+          </w:tcPr>
+          <w:p>
+            <w:pPr>
+              <w:spacing w:after="0" w:line="240" w:lineRule="auto"/>
+              <w:rPr>
+                <w:rFonts w:ascii="Meiryo UI" w:eastAsia="Meiryo UI" w:hAnsi="Meiryo UI"/>
+                <w:sz w:val="16"/>
+                <w:szCs w:val="16"/>
+              </w:rPr>
+            </w:pPr>
+            <w:r>
+              <w:rPr>
+                <w:rFonts w:ascii="Meiryo UI" w:eastAsia="Meiryo UI" w:hAnsi="Meiryo UI"/>
+                <w:sz w:val="16"/>
+                <w:szCs w:val="16"/>
+              </w:rPr>
+              <w:t xml:space="preserve">3条項BSDライセンス</w:t>
+            </w:r>
+          </w:p>
+        </w:tc>
+        <w:tc>
+          <w:tcPr>
+            <w:tcW w:w="1300" w:type="dxa"/>
+            <w:vAlign w:val="center"/>
+          </w:tcPr>
+          <w:p>
+            <w:pPr>
+              <w:spacing w:after="0" w:line="240" w:lineRule="auto"/>
+              <w:rPr>
+                <w:rFonts w:ascii="Meiryo UI" w:eastAsia="Meiryo UI" w:hAnsi="Meiryo UI"/>
+                <w:sz w:val="16"/>
+                <w:szCs w:val="16"/>
+              </w:rPr>
+            </w:pPr>
+            <w:r>
+              <w:rPr>
+                <w:rFonts w:ascii="Meiryo UI" w:eastAsia="Meiryo UI" w:hAnsi="Meiryo UI"/>
+                <w:sz w:val="16"/>
+                <w:szCs w:val="16"/>
+              </w:rPr>
+              <w:t xml:space="preserve">可</w:t>
+            </w:r>
+          </w:p>
+        </w:tc>
+      </w:tr>
+      <w:tr>
+        <w:tc>
+          <w:tcPr>
+            <w:tcW w:w="640" w:type="dxa"/>
+            <w:vAlign w:val="center"/>
+          </w:tcPr>
+          <w:p>
+            <w:pPr>
+              <w:spacing w:after="0" w:line="240" w:lineRule="auto"/>
+              <w:rPr>
+                <w:rFonts w:ascii="Meiryo UI" w:eastAsia="Meiryo UI" w:hAnsi="Meiryo UI"/>
+                <w:sz w:val="16"/>
+                <w:szCs w:val="16"/>
+              </w:rPr>
+            </w:pPr>
+            <w:r>
+              <w:rPr>
+                <w:rFonts w:ascii="Meiryo UI" w:eastAsia="Meiryo UI" w:hAnsi="Meiryo UI"/>
+                <w:sz w:val="16"/>
+                <w:szCs w:val="16"/>
+              </w:rPr>
+              <w:t xml:space="preserve">19</w:t>
+            </w:r>
+          </w:p>
+        </w:tc>
+        <w:tc>
+          <w:tcPr>
+            <w:tcW w:w="1500" w:type="dxa"/>
+            <w:vAlign w:val="center"/>
+          </w:tcPr>
+          <w:p>
+            <w:pPr>
+              <w:spacing w:after="0" w:line="240" w:lineRule="auto"/>
+              <w:rPr>
+                <w:rFonts w:ascii="Meiryo UI" w:eastAsia="Meiryo UI" w:hAnsi="Meiryo UI"/>
+                <w:sz w:val="16"/>
+                <w:szCs w:val="16"/>
+              </w:rPr>
+            </w:pPr>
+            <w:r>
+              <w:rPr>
+                <w:rFonts w:ascii="Meiryo UI" w:eastAsia="Meiryo UI" w:hAnsi="Meiryo UI"/>
+                <w:sz w:val="16"/>
+                <w:szCs w:val="16"/>
+              </w:rPr>
+              <w:t xml:space="preserve">python-multipart</w:t>
+            </w:r>
+          </w:p>
+        </w:tc>
+        <w:tc>
+          <w:tcPr>
+            <w:tcW w:w="1700" w:type="dxa"/>
+            <w:vAlign w:val="center"/>
+          </w:tcPr>
+          <w:p>
+            <w:pPr>
+              <w:spacing w:after="0" w:line="240" w:lineRule="auto"/>
+              <w:rPr>
+                <w:rFonts w:ascii="Meiryo UI" w:eastAsia="Meiryo UI" w:hAnsi="Meiryo UI"/>
+                <w:sz w:val="16"/>
+                <w:szCs w:val="16"/>
+              </w:rPr>
+            </w:pPr>
+            <w:r>
+              <w:rPr>
+                <w:rFonts w:ascii="Meiryo UI" w:eastAsia="Meiryo UI" w:hAnsi="Meiryo UI"/>
+                <w:sz w:val="16"/>
+                <w:szCs w:val="16"/>
+              </w:rPr>
+              <w:t xml:space="preserve">0.0.20系</w:t>
+            </w:r>
+          </w:p>
+        </w:tc>
+        <w:tc>
+          <w:tcPr>
+            <w:tcW w:w="2400" w:type="dxa"/>
+            <w:vAlign w:val="center"/>
+          </w:tcPr>
+          <w:p>
+            <w:pPr>
+              <w:spacing w:after="0" w:line="240" w:lineRule="auto"/>
+              <w:rPr>
+                <w:rFonts w:ascii="Meiryo UI" w:eastAsia="Meiryo UI" w:hAnsi="Meiryo UI"/>
+                <w:sz w:val="16"/>
+                <w:szCs w:val="16"/>
+              </w:rPr>
+            </w:pPr>
+            <w:r>
+              <w:rPr>
+                <w:rFonts w:ascii="Meiryo UI" w:eastAsia="Meiryo UI" w:hAnsi="Meiryo UI"/>
+                <w:sz w:val="16"/>
+                <w:szCs w:val="16"/>
+              </w:rPr>
+              <w:t xml:space="preserve">HTMLフォーム送信の解析</w:t>
+            </w:r>
+          </w:p>
+        </w:tc>
+        <w:tc>
+          <w:tcPr>
+            <w:tcW w:w="2926" w:type="dxa"/>
+            <w:vAlign w:val="center"/>
+          </w:tcPr>
+          <w:p>
+            <w:pPr>
+              <w:spacing w:after="0" w:line="240" w:lineRule="auto"/>
+              <w:rPr>
+                <w:rFonts w:ascii="Meiryo UI" w:eastAsia="Meiryo UI" w:hAnsi="Meiryo UI"/>
+                <w:sz w:val="16"/>
+                <w:szCs w:val="16"/>
+              </w:rPr>
+            </w:pPr>
+            <w:r>
+              <w:rPr>
+                <w:rFonts w:ascii="Meiryo UI" w:eastAsia="Meiryo UI" w:hAnsi="Meiryo UI"/>
+                <w:sz w:val="16"/>
+                <w:szCs w:val="16"/>
+              </w:rPr>
+              <w:t xml:space="preserve">Apache License 2.0</w:t>
+            </w:r>
+          </w:p>
+        </w:tc>
+        <w:tc>
+          <w:tcPr>
+            <w:tcW w:w="1300" w:type="dxa"/>
+            <w:vAlign w:val="center"/>
+          </w:tcPr>
+          <w:p>
+            <w:pPr>
+              <w:spacing w:after="0" w:line="240" w:lineRule="auto"/>
+              <w:rPr>
+                <w:rFonts w:ascii="Meiryo UI" w:eastAsia="Meiryo UI" w:hAnsi="Meiryo UI"/>
+                <w:sz w:val="16"/>
+                <w:szCs w:val="16"/>
+              </w:rPr>
+            </w:pPr>
+            <w:r>
+              <w:rPr>
+                <w:rFonts w:ascii="Meiryo UI" w:eastAsia="Meiryo UI" w:hAnsi="Meiryo UI"/>
+                <w:sz w:val="16"/>
+                <w:szCs w:val="16"/>
+              </w:rPr>
+              <w:t xml:space="preserve">可</w:t>
             </w:r>
           </w:p>
         </w:tc>
@@ -8203,7 +8495,7 @@
         <w:rPr>
           <w:rFonts w:ascii="Meiryo UI" w:eastAsia="Meiryo UI" w:hAnsi="Meiryo UI" w:hint="eastAsia"/>
         </w:rPr>
-        <w:t>本ソリューションの初版（第1リリース）で実装する画面を以下に示す。「職員が希望を入力する→シフトを自動生成する→人員配置基準の違反が可視化される→実地指導用の帳票が出力される」という価値の連鎖が1本通ることを最優先とし、画面数を5に絞り込んでいる。</w:t>
+        <w:t>本ソリューションの初版（第1リリース）で実装する画面を以下に示す。「職員が希望を入力する→シフトを自動生成する→人員配置基準の違反が可視化される→実地指導用の帳票が出力される」という価値の連鎖が1本通ることを最優先とし、画面数を9に抑えている。</w:t>
       </w:r>
     </w:p>
     <w:tbl>
@@ -8362,11 +8654,11 @@
             </w:pPr>
             <w:r>
               <w:rPr>
-                <w:rFonts w:ascii="Meiryo UI" w:eastAsia="Meiryo UI" w:hAnsi="Meiryo UI" w:hint="eastAsia"/>
-                <w:sz w:val="16"/>
-                <w:szCs w:val="16"/>
-              </w:rPr>
-              <w:t>1</w:t>
+                <w:rFonts w:ascii="Meiryo UI" w:eastAsia="Meiryo UI" w:hAnsi="Meiryo UI"/>
+                <w:sz w:val="16"/>
+                <w:szCs w:val="16"/>
+              </w:rPr>
+              <w:t xml:space="preserve">1</w:t>
             </w:r>
           </w:p>
         </w:tc>
@@ -8460,11 +8752,11 @@
             </w:pPr>
             <w:r>
               <w:rPr>
-                <w:rFonts w:ascii="Meiryo UI" w:eastAsia="Meiryo UI" w:hAnsi="Meiryo UI" w:hint="eastAsia"/>
-                <w:sz w:val="16"/>
-                <w:szCs w:val="16"/>
-              </w:rPr>
-              <w:t>2</w:t>
+                <w:rFonts w:ascii="Meiryo UI" w:eastAsia="Meiryo UI" w:hAnsi="Meiryo UI"/>
+                <w:sz w:val="16"/>
+                <w:szCs w:val="16"/>
+              </w:rPr>
+              <w:t xml:space="preserve">2</w:t>
             </w:r>
           </w:p>
         </w:tc>
@@ -8558,11 +8850,11 @@
             </w:pPr>
             <w:r>
               <w:rPr>
-                <w:rFonts w:ascii="Meiryo UI" w:eastAsia="Meiryo UI" w:hAnsi="Meiryo UI" w:hint="eastAsia"/>
-                <w:sz w:val="16"/>
-                <w:szCs w:val="16"/>
-              </w:rPr>
-              <w:t>3</w:t>
+                <w:rFonts w:ascii="Meiryo UI" w:eastAsia="Meiryo UI" w:hAnsi="Meiryo UI"/>
+                <w:sz w:val="16"/>
+                <w:szCs w:val="16"/>
+              </w:rPr>
+              <w:t xml:space="preserve">3</w:t>
             </w:r>
           </w:p>
         </w:tc>
@@ -8656,11 +8948,11 @@
             </w:pPr>
             <w:r>
               <w:rPr>
-                <w:rFonts w:ascii="Meiryo UI" w:eastAsia="Meiryo UI" w:hAnsi="Meiryo UI" w:hint="eastAsia"/>
-                <w:sz w:val="16"/>
-                <w:szCs w:val="16"/>
-              </w:rPr>
-              <w:t>4</w:t>
+                <w:rFonts w:ascii="Meiryo UI" w:eastAsia="Meiryo UI" w:hAnsi="Meiryo UI"/>
+                <w:sz w:val="16"/>
+                <w:szCs w:val="16"/>
+              </w:rPr>
+              <w:t xml:space="preserve">4</w:t>
             </w:r>
           </w:p>
         </w:tc>
@@ -8754,11 +9046,11 @@
             </w:pPr>
             <w:r>
               <w:rPr>
-                <w:rFonts w:ascii="Meiryo UI" w:eastAsia="Meiryo UI" w:hAnsi="Meiryo UI" w:hint="eastAsia"/>
-                <w:sz w:val="16"/>
-                <w:szCs w:val="16"/>
-              </w:rPr>
-              <w:t>5</w:t>
+                <w:rFonts w:ascii="Meiryo UI" w:eastAsia="Meiryo UI" w:hAnsi="Meiryo UI"/>
+                <w:sz w:val="16"/>
+                <w:szCs w:val="16"/>
+              </w:rPr>
+              <w:t xml:space="preserve">5</w:t>
             </w:r>
           </w:p>
         </w:tc>
@@ -8831,6 +9123,398 @@
                 <w:szCs w:val="16"/>
               </w:rPr>
               <w:t>管理者、社会保険労務士</w:t>
+            </w:r>
+          </w:p>
+        </w:tc>
+      </w:tr>
+      <w:tr>
+        <w:tc>
+          <w:tcPr>
+            <w:tcW w:w="640" w:type="dxa"/>
+            <w:vAlign w:val="center"/>
+          </w:tcPr>
+          <w:p>
+            <w:pPr>
+              <w:spacing w:after="0" w:line="240" w:lineRule="auto"/>
+              <w:rPr>
+                <w:rFonts w:ascii="Meiryo UI" w:eastAsia="Meiryo UI" w:hAnsi="Meiryo UI"/>
+                <w:sz w:val="16"/>
+                <w:szCs w:val="16"/>
+              </w:rPr>
+            </w:pPr>
+            <w:r>
+              <w:rPr>
+                <w:rFonts w:ascii="Meiryo UI" w:eastAsia="Meiryo UI" w:hAnsi="Meiryo UI"/>
+                <w:sz w:val="16"/>
+                <w:szCs w:val="16"/>
+              </w:rPr>
+              <w:t xml:space="preserve">6</w:t>
+            </w:r>
+          </w:p>
+        </w:tc>
+        <w:tc>
+          <w:tcPr>
+            <w:tcW w:w="1900" w:type="dxa"/>
+            <w:vAlign w:val="center"/>
+          </w:tcPr>
+          <w:p>
+            <w:pPr>
+              <w:spacing w:after="0" w:line="240" w:lineRule="auto"/>
+              <w:rPr>
+                <w:rFonts w:ascii="Meiryo UI" w:eastAsia="Meiryo UI" w:hAnsi="Meiryo UI"/>
+                <w:sz w:val="16"/>
+                <w:szCs w:val="16"/>
+              </w:rPr>
+            </w:pPr>
+            <w:r>
+              <w:rPr>
+                <w:rFonts w:ascii="Meiryo UI" w:eastAsia="Meiryo UI" w:hAnsi="Meiryo UI"/>
+                <w:sz w:val="16"/>
+                <w:szCs w:val="16"/>
+              </w:rPr>
+              <w:t xml:space="preserve">アカウント管理</w:t>
+            </w:r>
+          </w:p>
+        </w:tc>
+        <w:tc>
+          <w:tcPr>
+            <w:tcW w:w="5910" w:type="dxa"/>
+            <w:vAlign w:val="center"/>
+          </w:tcPr>
+          <w:p>
+            <w:pPr>
+              <w:spacing w:after="0" w:line="240" w:lineRule="auto"/>
+              <w:rPr>
+                <w:rFonts w:ascii="Meiryo UI" w:eastAsia="Meiryo UI" w:hAnsi="Meiryo UI"/>
+                <w:sz w:val="16"/>
+                <w:szCs w:val="16"/>
+              </w:rPr>
+            </w:pPr>
+            <w:r>
+              <w:rPr>
+                <w:rFonts w:ascii="Meiryo UI" w:eastAsia="Meiryo UI" w:hAnsi="Meiryo UI"/>
+                <w:sz w:val="16"/>
+                <w:szCs w:val="16"/>
+              </w:rPr>
+              <w:t xml:space="preserve">管理者が職員用のログインアカウントを発行し、職員マスタと紐付ける。権限区分の変更、退職者アカウントの無効化、パスワード再設定リンクの発行を行う。最後の管理者を無効化できないなどの安全確認を備える。</w:t>
+            </w:r>
+          </w:p>
+        </w:tc>
+        <w:tc>
+          <w:tcPr>
+            <w:tcW w:w="2016" w:type="dxa"/>
+            <w:vAlign w:val="center"/>
+          </w:tcPr>
+          <w:p>
+            <w:pPr>
+              <w:spacing w:after="0" w:line="240" w:lineRule="auto"/>
+              <w:rPr>
+                <w:rFonts w:ascii="Meiryo UI" w:eastAsia="Meiryo UI" w:hAnsi="Meiryo UI"/>
+                <w:sz w:val="16"/>
+                <w:szCs w:val="16"/>
+              </w:rPr>
+            </w:pPr>
+            <w:r>
+              <w:rPr>
+                <w:rFonts w:ascii="Meiryo UI" w:eastAsia="Meiryo UI" w:hAnsi="Meiryo UI"/>
+                <w:sz w:val="16"/>
+                <w:szCs w:val="16"/>
+              </w:rPr>
+              <w:t xml:space="preserve">管理者</w:t>
+            </w:r>
+          </w:p>
+        </w:tc>
+      </w:tr>
+      <w:tr>
+        <w:tc>
+          <w:tcPr>
+            <w:tcW w:w="640" w:type="dxa"/>
+            <w:vAlign w:val="center"/>
+          </w:tcPr>
+          <w:p>
+            <w:pPr>
+              <w:spacing w:after="0" w:line="240" w:lineRule="auto"/>
+              <w:rPr>
+                <w:rFonts w:ascii="Meiryo UI" w:eastAsia="Meiryo UI" w:hAnsi="Meiryo UI"/>
+                <w:sz w:val="16"/>
+                <w:szCs w:val="16"/>
+              </w:rPr>
+            </w:pPr>
+            <w:r>
+              <w:rPr>
+                <w:rFonts w:ascii="Meiryo UI" w:eastAsia="Meiryo UI" w:hAnsi="Meiryo UI"/>
+                <w:sz w:val="16"/>
+                <w:szCs w:val="16"/>
+              </w:rPr>
+              <w:t xml:space="preserve">7</w:t>
+            </w:r>
+          </w:p>
+        </w:tc>
+        <w:tc>
+          <w:tcPr>
+            <w:tcW w:w="1900" w:type="dxa"/>
+            <w:vAlign w:val="center"/>
+          </w:tcPr>
+          <w:p>
+            <w:pPr>
+              <w:spacing w:after="0" w:line="240" w:lineRule="auto"/>
+              <w:rPr>
+                <w:rFonts w:ascii="Meiryo UI" w:eastAsia="Meiryo UI" w:hAnsi="Meiryo UI"/>
+                <w:sz w:val="16"/>
+                <w:szCs w:val="16"/>
+              </w:rPr>
+            </w:pPr>
+            <w:r>
+              <w:rPr>
+                <w:rFonts w:ascii="Meiryo UI" w:eastAsia="Meiryo UI" w:hAnsi="Meiryo UI"/>
+                <w:sz w:val="16"/>
+                <w:szCs w:val="16"/>
+              </w:rPr>
+              <w:t xml:space="preserve">監査ログ閲覧</w:t>
+            </w:r>
+          </w:p>
+        </w:tc>
+        <w:tc>
+          <w:tcPr>
+            <w:tcW w:w="5910" w:type="dxa"/>
+            <w:vAlign w:val="center"/>
+          </w:tcPr>
+          <w:p>
+            <w:pPr>
+              <w:spacing w:after="0" w:line="240" w:lineRule="auto"/>
+              <w:rPr>
+                <w:rFonts w:ascii="Meiryo UI" w:eastAsia="Meiryo UI" w:hAnsi="Meiryo UI"/>
+                <w:sz w:val="16"/>
+                <w:szCs w:val="16"/>
+              </w:rPr>
+            </w:pPr>
+            <w:r>
+              <w:rPr>
+                <w:rFonts w:ascii="Meiryo UI" w:eastAsia="Meiryo UI" w:hAnsi="Meiryo UI"/>
+                <w:sz w:val="16"/>
+                <w:szCs w:val="16"/>
+              </w:rPr>
+              <w:t xml:space="preserve">ログイン、シフトの生成・修正・確定、アカウント操作の記録を追記専用で保持し、日時・操作者・対象・IPアドレスとともに一覧する。実地指導での説明責任と、不正アクセスの追跡に用いる。</w:t>
+            </w:r>
+          </w:p>
+        </w:tc>
+        <w:tc>
+          <w:tcPr>
+            <w:tcW w:w="2016" w:type="dxa"/>
+            <w:vAlign w:val="center"/>
+          </w:tcPr>
+          <w:p>
+            <w:pPr>
+              <w:spacing w:after="0" w:line="240" w:lineRule="auto"/>
+              <w:rPr>
+                <w:rFonts w:ascii="Meiryo UI" w:eastAsia="Meiryo UI" w:hAnsi="Meiryo UI"/>
+                <w:sz w:val="16"/>
+                <w:szCs w:val="16"/>
+              </w:rPr>
+            </w:pPr>
+            <w:r>
+              <w:rPr>
+                <w:rFonts w:ascii="Meiryo UI" w:eastAsia="Meiryo UI" w:hAnsi="Meiryo UI"/>
+                <w:sz w:val="16"/>
+                <w:szCs w:val="16"/>
+              </w:rPr>
+              <w:t xml:space="preserve">管理者</w:t>
+            </w:r>
+          </w:p>
+        </w:tc>
+      </w:tr>
+      <w:tr>
+        <w:tc>
+          <w:tcPr>
+            <w:tcW w:w="640" w:type="dxa"/>
+            <w:vAlign w:val="center"/>
+          </w:tcPr>
+          <w:p>
+            <w:pPr>
+              <w:spacing w:after="0" w:line="240" w:lineRule="auto"/>
+              <w:rPr>
+                <w:rFonts w:ascii="Meiryo UI" w:eastAsia="Meiryo UI" w:hAnsi="Meiryo UI"/>
+                <w:sz w:val="16"/>
+                <w:szCs w:val="16"/>
+              </w:rPr>
+            </w:pPr>
+            <w:r>
+              <w:rPr>
+                <w:rFonts w:ascii="Meiryo UI" w:eastAsia="Meiryo UI" w:hAnsi="Meiryo UI"/>
+                <w:sz w:val="16"/>
+                <w:szCs w:val="16"/>
+              </w:rPr>
+              <w:t xml:space="preserve">8</w:t>
+            </w:r>
+          </w:p>
+        </w:tc>
+        <w:tc>
+          <w:tcPr>
+            <w:tcW w:w="1900" w:type="dxa"/>
+            <w:vAlign w:val="center"/>
+          </w:tcPr>
+          <w:p>
+            <w:pPr>
+              <w:spacing w:after="0" w:line="240" w:lineRule="auto"/>
+              <w:rPr>
+                <w:rFonts w:ascii="Meiryo UI" w:eastAsia="Meiryo UI" w:hAnsi="Meiryo UI"/>
+                <w:sz w:val="16"/>
+                <w:szCs w:val="16"/>
+              </w:rPr>
+            </w:pPr>
+            <w:r>
+              <w:rPr>
+                <w:rFonts w:ascii="Meiryo UI" w:eastAsia="Meiryo UI" w:hAnsi="Meiryo UI"/>
+                <w:sz w:val="16"/>
+                <w:szCs w:val="16"/>
+              </w:rPr>
+              <w:t xml:space="preserve">パスワード変更</w:t>
+            </w:r>
+          </w:p>
+        </w:tc>
+        <w:tc>
+          <w:tcPr>
+            <w:tcW w:w="5910" w:type="dxa"/>
+            <w:vAlign w:val="center"/>
+          </w:tcPr>
+          <w:p>
+            <w:pPr>
+              <w:spacing w:after="0" w:line="240" w:lineRule="auto"/>
+              <w:rPr>
+                <w:rFonts w:ascii="Meiryo UI" w:eastAsia="Meiryo UI" w:hAnsi="Meiryo UI"/>
+                <w:sz w:val="16"/>
+                <w:szCs w:val="16"/>
+              </w:rPr>
+            </w:pPr>
+            <w:r>
+              <w:rPr>
+                <w:rFonts w:ascii="Meiryo UI" w:eastAsia="Meiryo UI" w:hAnsi="Meiryo UI"/>
+                <w:sz w:val="16"/>
+                <w:szCs w:val="16"/>
+              </w:rPr>
+              <w:t xml:space="preserve">利用者が自身のパスワードを変更する。現在のパスワードの確認を求め、変更後は他端末の既存セッションを失効させる。</w:t>
+            </w:r>
+          </w:p>
+        </w:tc>
+        <w:tc>
+          <w:tcPr>
+            <w:tcW w:w="2016" w:type="dxa"/>
+            <w:vAlign w:val="center"/>
+          </w:tcPr>
+          <w:p>
+            <w:pPr>
+              <w:spacing w:after="0" w:line="240" w:lineRule="auto"/>
+              <w:rPr>
+                <w:rFonts w:ascii="Meiryo UI" w:eastAsia="Meiryo UI" w:hAnsi="Meiryo UI"/>
+                <w:sz w:val="16"/>
+                <w:szCs w:val="16"/>
+              </w:rPr>
+            </w:pPr>
+            <w:r>
+              <w:rPr>
+                <w:rFonts w:ascii="Meiryo UI" w:eastAsia="Meiryo UI" w:hAnsi="Meiryo UI"/>
+                <w:sz w:val="16"/>
+                <w:szCs w:val="16"/>
+              </w:rPr>
+              <w:t xml:space="preserve">全利用者</w:t>
+            </w:r>
+          </w:p>
+        </w:tc>
+      </w:tr>
+      <w:tr>
+        <w:tc>
+          <w:tcPr>
+            <w:tcW w:w="640" w:type="dxa"/>
+            <w:vAlign w:val="center"/>
+          </w:tcPr>
+          <w:p>
+            <w:pPr>
+              <w:spacing w:after="0" w:line="240" w:lineRule="auto"/>
+              <w:rPr>
+                <w:rFonts w:ascii="Meiryo UI" w:eastAsia="Meiryo UI" w:hAnsi="Meiryo UI"/>
+                <w:sz w:val="16"/>
+                <w:szCs w:val="16"/>
+              </w:rPr>
+            </w:pPr>
+            <w:r>
+              <w:rPr>
+                <w:rFonts w:ascii="Meiryo UI" w:eastAsia="Meiryo UI" w:hAnsi="Meiryo UI"/>
+                <w:sz w:val="16"/>
+                <w:szCs w:val="16"/>
+              </w:rPr>
+              <w:t xml:space="preserve">9</w:t>
+            </w:r>
+          </w:p>
+        </w:tc>
+        <w:tc>
+          <w:tcPr>
+            <w:tcW w:w="1900" w:type="dxa"/>
+            <w:vAlign w:val="center"/>
+          </w:tcPr>
+          <w:p>
+            <w:pPr>
+              <w:spacing w:after="0" w:line="240" w:lineRule="auto"/>
+              <w:rPr>
+                <w:rFonts w:ascii="Meiryo UI" w:eastAsia="Meiryo UI" w:hAnsi="Meiryo UI"/>
+                <w:sz w:val="16"/>
+                <w:szCs w:val="16"/>
+              </w:rPr>
+            </w:pPr>
+            <w:r>
+              <w:rPr>
+                <w:rFonts w:ascii="Meiryo UI" w:eastAsia="Meiryo UI" w:hAnsi="Meiryo UI"/>
+                <w:sz w:val="16"/>
+                <w:szCs w:val="16"/>
+              </w:rPr>
+              <w:t xml:space="preserve">パスワード再設定</w:t>
+            </w:r>
+          </w:p>
+        </w:tc>
+        <w:tc>
+          <w:tcPr>
+            <w:tcW w:w="5910" w:type="dxa"/>
+            <w:vAlign w:val="center"/>
+          </w:tcPr>
+          <w:p>
+            <w:pPr>
+              <w:spacing w:after="0" w:line="240" w:lineRule="auto"/>
+              <w:rPr>
+                <w:rFonts w:ascii="Meiryo UI" w:eastAsia="Meiryo UI" w:hAnsi="Meiryo UI"/>
+                <w:sz w:val="16"/>
+                <w:szCs w:val="16"/>
+              </w:rPr>
+            </w:pPr>
+            <w:r>
+              <w:rPr>
+                <w:rFonts w:ascii="Meiryo UI" w:eastAsia="Meiryo UI" w:hAnsi="Meiryo UI"/>
+                <w:sz w:val="16"/>
+                <w:szCs w:val="16"/>
+              </w:rPr>
+              <w:t xml:space="preserve">管理者が発行した単回限り・有効期限つきのリンクから、職員が自分でパスワードを設定する。トークンは平文で保存せずハッシュで照合する。</w:t>
+            </w:r>
+          </w:p>
+        </w:tc>
+        <w:tc>
+          <w:tcPr>
+            <w:tcW w:w="2016" w:type="dxa"/>
+            <w:vAlign w:val="center"/>
+          </w:tcPr>
+          <w:p>
+            <w:pPr>
+              <w:spacing w:after="0" w:line="240" w:lineRule="auto"/>
+              <w:rPr>
+                <w:rFonts w:ascii="Meiryo UI" w:eastAsia="Meiryo UI" w:hAnsi="Meiryo UI"/>
+                <w:sz w:val="16"/>
+                <w:szCs w:val="16"/>
+              </w:rPr>
+            </w:pPr>
+            <w:r>
+              <w:rPr>
+                <w:rFonts w:ascii="Meiryo UI" w:eastAsia="Meiryo UI" w:hAnsi="Meiryo UI"/>
+                <w:sz w:val="16"/>
+                <w:szCs w:val="16"/>
+              </w:rPr>
+              <w:t xml:space="preserve">全利用者</w:t>
             </w:r>
           </w:p>
         </w:tc>
@@ -8855,7 +9539,7 @@
         <w:rPr>
           <w:rFonts w:ascii="Meiryo UI" w:eastAsia="Meiryo UI" w:hAnsi="Meiryo UI" w:hint="eastAsia"/>
         </w:rPr>
-        <w:t>第2リリース以降に追加を予定している画面（ダッシュボード、実績勤務入力、勤務負荷分析、監査ログ閲覧、複数事業所管理、通知設定など）は、「拡張性」の項に開発ロードマップとして記載する。</w:t>
+        <w:t>第2リリース以降に追加を予定している画面（ダッシュボード、実績勤務入力、勤務負荷分析、複数事業所管理、通知設定など）は、「拡張性」の項に開発ロードマップとして記載する。</w:t>
       </w:r>
     </w:p>
     <w:p>
@@ -9086,11 +9770,11 @@
             </w:pPr>
             <w:r>
               <w:rPr>
-                <w:rFonts w:ascii="Meiryo UI" w:eastAsia="Meiryo UI" w:hAnsi="Meiryo UI" w:hint="eastAsia"/>
-                <w:sz w:val="16"/>
-                <w:szCs w:val="16"/>
-              </w:rPr>
-              <w:t>1</w:t>
+                <w:rFonts w:ascii="Meiryo UI" w:eastAsia="Meiryo UI" w:hAnsi="Meiryo UI"/>
+                <w:sz w:val="16"/>
+                <w:szCs w:val="16"/>
+              </w:rPr>
+              <w:t xml:space="preserve">1</w:t>
             </w:r>
           </w:p>
         </w:tc>
@@ -9208,11 +9892,11 @@
             </w:pPr>
             <w:r>
               <w:rPr>
-                <w:rFonts w:ascii="Meiryo UI" w:eastAsia="Meiryo UI" w:hAnsi="Meiryo UI" w:hint="eastAsia"/>
-                <w:sz w:val="16"/>
-                <w:szCs w:val="16"/>
-              </w:rPr>
-              <w:t>2</w:t>
+                <w:rFonts w:ascii="Meiryo UI" w:eastAsia="Meiryo UI" w:hAnsi="Meiryo UI"/>
+                <w:sz w:val="16"/>
+                <w:szCs w:val="16"/>
+              </w:rPr>
+              <w:t xml:space="preserve">2</w:t>
             </w:r>
           </w:p>
         </w:tc>
@@ -9330,11 +10014,11 @@
             </w:pPr>
             <w:r>
               <w:rPr>
-                <w:rFonts w:ascii="Meiryo UI" w:eastAsia="Meiryo UI" w:hAnsi="Meiryo UI" w:hint="eastAsia"/>
-                <w:sz w:val="16"/>
-                <w:szCs w:val="16"/>
-              </w:rPr>
-              <w:t>3</w:t>
+                <w:rFonts w:ascii="Meiryo UI" w:eastAsia="Meiryo UI" w:hAnsi="Meiryo UI"/>
+                <w:sz w:val="16"/>
+                <w:szCs w:val="16"/>
+              </w:rPr>
+              <w:t xml:space="preserve">3</w:t>
             </w:r>
           </w:p>
         </w:tc>
@@ -9452,11 +10136,11 @@
             </w:pPr>
             <w:r>
               <w:rPr>
-                <w:rFonts w:ascii="Meiryo UI" w:eastAsia="Meiryo UI" w:hAnsi="Meiryo UI" w:hint="eastAsia"/>
-                <w:sz w:val="16"/>
-                <w:szCs w:val="16"/>
-              </w:rPr>
-              <w:t>4</w:t>
+                <w:rFonts w:ascii="Meiryo UI" w:eastAsia="Meiryo UI" w:hAnsi="Meiryo UI"/>
+                <w:sz w:val="16"/>
+                <w:szCs w:val="16"/>
+              </w:rPr>
+              <w:t xml:space="preserve">4</w:t>
             </w:r>
           </w:p>
         </w:tc>
@@ -9574,12 +10258,11 @@
             </w:pPr>
             <w:r>
               <w:rPr>
-                <w:rFonts w:ascii="Meiryo UI" w:eastAsia="Meiryo UI" w:hAnsi="Meiryo UI" w:hint="eastAsia"/>
-                <w:sz w:val="16"/>
-                <w:szCs w:val="16"/>
-              </w:rPr>
-              <w:lastRenderedPageBreak/>
-              <w:t>5</w:t>
+                <w:rFonts w:ascii="Meiryo UI" w:eastAsia="Meiryo UI" w:hAnsi="Meiryo UI"/>
+                <w:sz w:val="16"/>
+                <w:szCs w:val="16"/>
+              </w:rPr>
+              <w:t xml:space="preserve">5</w:t>
             </w:r>
           </w:p>
         </w:tc>
@@ -9697,11 +10380,11 @@
             </w:pPr>
             <w:r>
               <w:rPr>
-                <w:rFonts w:ascii="Meiryo UI" w:eastAsia="Meiryo UI" w:hAnsi="Meiryo UI" w:hint="eastAsia"/>
-                <w:sz w:val="16"/>
-                <w:szCs w:val="16"/>
-              </w:rPr>
-              <w:t>6</w:t>
+                <w:rFonts w:ascii="Meiryo UI" w:eastAsia="Meiryo UI" w:hAnsi="Meiryo UI"/>
+                <w:sz w:val="16"/>
+                <w:szCs w:val="16"/>
+              </w:rPr>
+              <w:t xml:space="preserve">6</w:t>
             </w:r>
           </w:p>
         </w:tc>
@@ -9819,11 +10502,11 @@
             </w:pPr>
             <w:r>
               <w:rPr>
-                <w:rFonts w:ascii="Meiryo UI" w:eastAsia="Meiryo UI" w:hAnsi="Meiryo UI" w:hint="eastAsia"/>
-                <w:sz w:val="16"/>
-                <w:szCs w:val="16"/>
-              </w:rPr>
-              <w:t>7</w:t>
+                <w:rFonts w:ascii="Meiryo UI" w:eastAsia="Meiryo UI" w:hAnsi="Meiryo UI"/>
+                <w:sz w:val="16"/>
+                <w:szCs w:val="16"/>
+              </w:rPr>
+              <w:t xml:space="preserve">7</w:t>
             </w:r>
           </w:p>
         </w:tc>
@@ -9941,11 +10624,11 @@
             </w:pPr>
             <w:r>
               <w:rPr>
-                <w:rFonts w:ascii="Meiryo UI" w:eastAsia="Meiryo UI" w:hAnsi="Meiryo UI" w:hint="eastAsia"/>
-                <w:sz w:val="16"/>
-                <w:szCs w:val="16"/>
-              </w:rPr>
-              <w:t>8</w:t>
+                <w:rFonts w:ascii="Meiryo UI" w:eastAsia="Meiryo UI" w:hAnsi="Meiryo UI"/>
+                <w:sz w:val="16"/>
+                <w:szCs w:val="16"/>
+              </w:rPr>
+              <w:t xml:space="preserve">8</w:t>
             </w:r>
           </w:p>
         </w:tc>
@@ -10063,11 +10746,11 @@
             </w:pPr>
             <w:r>
               <w:rPr>
-                <w:rFonts w:ascii="Meiryo UI" w:eastAsia="Meiryo UI" w:hAnsi="Meiryo UI" w:hint="eastAsia"/>
-                <w:sz w:val="16"/>
-                <w:szCs w:val="16"/>
-              </w:rPr>
-              <w:t>9</w:t>
+                <w:rFonts w:ascii="Meiryo UI" w:eastAsia="Meiryo UI" w:hAnsi="Meiryo UI"/>
+                <w:sz w:val="16"/>
+                <w:szCs w:val="16"/>
+              </w:rPr>
+              <w:t xml:space="preserve">9</w:t>
             </w:r>
           </w:p>
         </w:tc>
@@ -10185,11 +10868,11 @@
             </w:pPr>
             <w:r>
               <w:rPr>
-                <w:rFonts w:ascii="Meiryo UI" w:eastAsia="Meiryo UI" w:hAnsi="Meiryo UI" w:hint="eastAsia"/>
-                <w:sz w:val="16"/>
-                <w:szCs w:val="16"/>
-              </w:rPr>
-              <w:t>10</w:t>
+                <w:rFonts w:ascii="Meiryo UI" w:eastAsia="Meiryo UI" w:hAnsi="Meiryo UI"/>
+                <w:sz w:val="16"/>
+                <w:szCs w:val="16"/>
+              </w:rPr>
+              <w:t xml:space="preserve">10</w:t>
             </w:r>
           </w:p>
         </w:tc>
@@ -10286,6 +10969,250 @@
                 <w:szCs w:val="16"/>
               </w:rPr>
               <w:t>シフト表の警告表示に使用</w:t>
+            </w:r>
+          </w:p>
+        </w:tc>
+      </w:tr>
+      <w:tr>
+        <w:tc>
+          <w:tcPr>
+            <w:tcW w:w="640" w:type="dxa"/>
+            <w:vAlign w:val="center"/>
+          </w:tcPr>
+          <w:p>
+            <w:pPr>
+              <w:spacing w:after="0" w:line="240" w:lineRule="auto"/>
+              <w:rPr>
+                <w:rFonts w:ascii="Meiryo UI" w:eastAsia="Meiryo UI" w:hAnsi="Meiryo UI"/>
+                <w:sz w:val="16"/>
+                <w:szCs w:val="16"/>
+              </w:rPr>
+            </w:pPr>
+            <w:r>
+              <w:rPr>
+                <w:rFonts w:ascii="Meiryo UI" w:eastAsia="Meiryo UI" w:hAnsi="Meiryo UI"/>
+                <w:sz w:val="16"/>
+                <w:szCs w:val="16"/>
+              </w:rPr>
+              <w:t xml:space="preserve">11</w:t>
+            </w:r>
+          </w:p>
+        </w:tc>
+        <w:tc>
+          <w:tcPr>
+            <w:tcW w:w="1900" w:type="dxa"/>
+            <w:vAlign w:val="center"/>
+          </w:tcPr>
+          <w:p>
+            <w:pPr>
+              <w:spacing w:after="0" w:line="240" w:lineRule="auto"/>
+              <w:rPr>
+                <w:rFonts w:ascii="Meiryo UI" w:eastAsia="Meiryo UI" w:hAnsi="Meiryo UI"/>
+                <w:sz w:val="16"/>
+                <w:szCs w:val="16"/>
+              </w:rPr>
+            </w:pPr>
+            <w:r>
+              <w:rPr>
+                <w:rFonts w:ascii="Meiryo UI" w:eastAsia="Meiryo UI" w:hAnsi="Meiryo UI"/>
+                <w:sz w:val="16"/>
+                <w:szCs w:val="16"/>
+              </w:rPr>
+              <w:t xml:space="preserve">password_reset_tokens</w:t>
+            </w:r>
+          </w:p>
+        </w:tc>
+        <w:tc>
+          <w:tcPr>
+            <w:tcW w:w="1900" w:type="dxa"/>
+            <w:vAlign w:val="center"/>
+          </w:tcPr>
+          <w:p>
+            <w:pPr>
+              <w:spacing w:after="0" w:line="240" w:lineRule="auto"/>
+              <w:rPr>
+                <w:rFonts w:ascii="Meiryo UI" w:eastAsia="Meiryo UI" w:hAnsi="Meiryo UI"/>
+                <w:sz w:val="16"/>
+                <w:szCs w:val="16"/>
+              </w:rPr>
+            </w:pPr>
+            <w:r>
+              <w:rPr>
+                <w:rFonts w:ascii="Meiryo UI" w:eastAsia="Meiryo UI" w:hAnsi="Meiryo UI"/>
+                <w:sz w:val="16"/>
+                <w:szCs w:val="16"/>
+              </w:rPr>
+              <w:t xml:space="preserve">パスワード再設定トークン</w:t>
+            </w:r>
+          </w:p>
+        </w:tc>
+        <w:tc>
+          <w:tcPr>
+            <w:tcW w:w="4210" w:type="dxa"/>
+            <w:vAlign w:val="center"/>
+          </w:tcPr>
+          <w:p>
+            <w:pPr>
+              <w:spacing w:after="0" w:line="240" w:lineRule="auto"/>
+              <w:rPr>
+                <w:rFonts w:ascii="Meiryo UI" w:eastAsia="Meiryo UI" w:hAnsi="Meiryo UI"/>
+                <w:sz w:val="16"/>
+                <w:szCs w:val="16"/>
+              </w:rPr>
+            </w:pPr>
+            <w:r>
+              <w:rPr>
+                <w:rFonts w:ascii="Meiryo UI" w:eastAsia="Meiryo UI" w:hAnsi="Meiryo UI"/>
+                <w:sz w:val="16"/>
+                <w:szCs w:val="16"/>
+              </w:rPr>
+              <w:t xml:space="preserve">トークンID、ユーザーID、トークンのハッシュ値、有効期限、使用日時、発行者</w:t>
+            </w:r>
+          </w:p>
+        </w:tc>
+        <w:tc>
+          <w:tcPr>
+            <w:tcW w:w="1816" w:type="dxa"/>
+            <w:vAlign w:val="center"/>
+          </w:tcPr>
+          <w:p>
+            <w:pPr>
+              <w:spacing w:after="0" w:line="240" w:lineRule="auto"/>
+              <w:rPr>
+                <w:rFonts w:ascii="Meiryo UI" w:eastAsia="Meiryo UI" w:hAnsi="Meiryo UI"/>
+                <w:sz w:val="16"/>
+                <w:szCs w:val="16"/>
+              </w:rPr>
+            </w:pPr>
+            <w:r>
+              <w:rPr>
+                <w:rFonts w:ascii="Meiryo UI" w:eastAsia="Meiryo UI" w:hAnsi="Meiryo UI"/>
+                <w:sz w:val="16"/>
+                <w:szCs w:val="16"/>
+              </w:rPr>
+              <w:t xml:space="preserve">単回限り。平文は保存しない</w:t>
+            </w:r>
+          </w:p>
+        </w:tc>
+      </w:tr>
+      <w:tr>
+        <w:tc>
+          <w:tcPr>
+            <w:tcW w:w="640" w:type="dxa"/>
+            <w:vAlign w:val="center"/>
+          </w:tcPr>
+          <w:p>
+            <w:pPr>
+              <w:spacing w:after="0" w:line="240" w:lineRule="auto"/>
+              <w:rPr>
+                <w:rFonts w:ascii="Meiryo UI" w:eastAsia="Meiryo UI" w:hAnsi="Meiryo UI"/>
+                <w:sz w:val="16"/>
+                <w:szCs w:val="16"/>
+              </w:rPr>
+            </w:pPr>
+            <w:r>
+              <w:rPr>
+                <w:rFonts w:ascii="Meiryo UI" w:eastAsia="Meiryo UI" w:hAnsi="Meiryo UI"/>
+                <w:sz w:val="16"/>
+                <w:szCs w:val="16"/>
+              </w:rPr>
+              <w:t xml:space="preserve">12</w:t>
+            </w:r>
+          </w:p>
+        </w:tc>
+        <w:tc>
+          <w:tcPr>
+            <w:tcW w:w="1900" w:type="dxa"/>
+            <w:vAlign w:val="center"/>
+          </w:tcPr>
+          <w:p>
+            <w:pPr>
+              <w:spacing w:after="0" w:line="240" w:lineRule="auto"/>
+              <w:rPr>
+                <w:rFonts w:ascii="Meiryo UI" w:eastAsia="Meiryo UI" w:hAnsi="Meiryo UI"/>
+                <w:sz w:val="16"/>
+                <w:szCs w:val="16"/>
+              </w:rPr>
+            </w:pPr>
+            <w:r>
+              <w:rPr>
+                <w:rFonts w:ascii="Meiryo UI" w:eastAsia="Meiryo UI" w:hAnsi="Meiryo UI"/>
+                <w:sz w:val="16"/>
+                <w:szCs w:val="16"/>
+              </w:rPr>
+              <w:t xml:space="preserve">audit_logs</w:t>
+            </w:r>
+          </w:p>
+        </w:tc>
+        <w:tc>
+          <w:tcPr>
+            <w:tcW w:w="1900" w:type="dxa"/>
+            <w:vAlign w:val="center"/>
+          </w:tcPr>
+          <w:p>
+            <w:pPr>
+              <w:spacing w:after="0" w:line="240" w:lineRule="auto"/>
+              <w:rPr>
+                <w:rFonts w:ascii="Meiryo UI" w:eastAsia="Meiryo UI" w:hAnsi="Meiryo UI"/>
+                <w:sz w:val="16"/>
+                <w:szCs w:val="16"/>
+              </w:rPr>
+            </w:pPr>
+            <w:r>
+              <w:rPr>
+                <w:rFonts w:ascii="Meiryo UI" w:eastAsia="Meiryo UI" w:hAnsi="Meiryo UI"/>
+                <w:sz w:val="16"/>
+                <w:szCs w:val="16"/>
+              </w:rPr>
+              <w:t xml:space="preserve">監査ログ</w:t>
+            </w:r>
+          </w:p>
+        </w:tc>
+        <w:tc>
+          <w:tcPr>
+            <w:tcW w:w="4210" w:type="dxa"/>
+            <w:vAlign w:val="center"/>
+          </w:tcPr>
+          <w:p>
+            <w:pPr>
+              <w:spacing w:after="0" w:line="240" w:lineRule="auto"/>
+              <w:rPr>
+                <w:rFonts w:ascii="Meiryo UI" w:eastAsia="Meiryo UI" w:hAnsi="Meiryo UI"/>
+                <w:sz w:val="16"/>
+                <w:szCs w:val="16"/>
+              </w:rPr>
+            </w:pPr>
+            <w:r>
+              <w:rPr>
+                <w:rFonts w:ascii="Meiryo UI" w:eastAsia="Meiryo UI" w:hAnsi="Meiryo UI"/>
+                <w:sz w:val="16"/>
+                <w:szCs w:val="16"/>
+              </w:rPr>
+              <w:t xml:space="preserve">監査ID、事業所ID、操作者、操作種別、対象、要約、IPアドレス、記録日時</w:t>
+            </w:r>
+          </w:p>
+        </w:tc>
+        <w:tc>
+          <w:tcPr>
+            <w:tcW w:w="1816" w:type="dxa"/>
+            <w:vAlign w:val="center"/>
+          </w:tcPr>
+          <w:p>
+            <w:pPr>
+              <w:spacing w:after="0" w:line="240" w:lineRule="auto"/>
+              <w:rPr>
+                <w:rFonts w:ascii="Meiryo UI" w:eastAsia="Meiryo UI" w:hAnsi="Meiryo UI"/>
+                <w:sz w:val="16"/>
+                <w:szCs w:val="16"/>
+              </w:rPr>
+            </w:pPr>
+            <w:r>
+              <w:rPr>
+                <w:rFonts w:ascii="Meiryo UI" w:eastAsia="Meiryo UI" w:hAnsi="Meiryo UI"/>
+                <w:sz w:val="16"/>
+                <w:szCs w:val="16"/>
+              </w:rPr>
+              <w:t xml:space="preserve">追記専用。更新・削除・切り詰めをデータベース側で拒否する</w:t>
             </w:r>
           </w:p>
         </w:tc>
@@ -10434,7 +11361,7 @@
         <w:rPr>
           <w:rFonts w:ascii="Meiryo UI" w:eastAsia="Meiryo UI" w:hAnsi="Meiryo UI" w:hint="eastAsia"/>
         </w:rPr>
-        <w:t>初版は5画面・10テーブルの最小構成で提供し、「減算を防ぐ」という中核価値を最短で顧客に届けることを優先する。以降の機能は、実際の利用者からの要望の多い順に追加する。</w:t>
+        <w:t>初版は9画面・12テーブルの構成で提供し、「減算を防ぐ」という中核価値を最短で顧客に届けることを優先する。以降の機能は、実際の利用者からの要望の多い順に追加する。</w:t>
       </w:r>
     </w:p>
     <w:tbl>
@@ -10664,7 +11591,7 @@
                 <w:sz w:val="17"/>
                 <w:szCs w:val="17"/>
               </w:rPr>
-              <w:t>複数事業所の横断ダッシュボード、勤務負荷分析（夜勤・土日勤務の偏りの可視化）、監査ログ閲覧</w:t>
+              <w:t>複数事業所の横断ダッシュボード、勤務負荷分析（夜勤・土日勤務の偏りの可視化）</w:t>
             </w:r>
           </w:p>
         </w:tc>
@@ -19566,7 +20493,7 @@
           <w:rFonts w:ascii="Meiryo UI" w:eastAsia="Meiryo UI" w:hAnsi="Meiryo UI" w:hint="eastAsia"/>
         </w:rPr>
         <w:lastRenderedPageBreak/>
-        <w:t>機能を初版5画面に絞り込み、あわせてインフラを実際の負荷に見合う1台構成へ抑えたことで、損益分岐点は5事業所となった。個人事業として開始する規模において、5事業所は初年度に到達し得る現実的な水準である。2年目以降は開発費の回収が完了しているため、1事業所あたり年間で月次粗利144,852円に年間保守費29,600円を加えた収益が計上される。補助金の適用は一切前提としていない。</w:t>
+        <w:t>機能を運用に必要な9画面へ絞り込み、あわせてインフラを実際の負荷に見合う1台構成へ抑えたことで、損益分岐点は5事業所となった。個人事業として開始する規模において、5事業所は初年度に到達し得る現実的な水準である。2年目以降は開発費の回収が完了しているため、1事業所あたり年間で月次粗利144,852円に年間保守費29,600円を加えた収益が計上される。補助金の適用は一切前提としていない。</w:t>
       </w:r>
     </w:p>
     <w:p>
